--- a/备课思路/未央化学竞赛课程计划（初二至高二）.docx
+++ b/备课思路/未央化学竞赛课程计划（初二至高二）.docx
@@ -148,7 +148,7 @@
                 <w:sz w:val="20"/>
                 <w:szCs w:val="20"/>
               </w:rPr>
-              <w:t>待定</w:t>
+              <w:t>24次</w:t>
             </w:r>
           </w:p>
         </w:tc>
@@ -19650,6 +19650,49 @@
                 <w:sz w:val="20"/>
                 <w:szCs w:val="20"/>
               </w:rPr>
+              <w:t>同系列与通式</w:t>
+            </w:r>
+          </w:p>
+          <w:p>
+            <w:pPr>
+              <w:spacing w:before="0" w:after="0" w:line="240" w:lineRule="auto"/>
+              <w:jc w:val="center"/>
+            </w:pPr>
+            <w:r>
+              <w:rPr>
+                <w:rFonts w:ascii="Times New Roman" w:hAnsi="Times New Roman" w:cs="Times New Roman" w:eastAsia="宋体"/>
+                <w:sz w:val="20"/>
+                <w:szCs w:val="20"/>
+              </w:rPr>
+              <w:t>碳原子的sp³杂化与σ键</w:t>
+            </w:r>
+          </w:p>
+          <w:p>
+            <w:pPr>
+              <w:spacing w:before="0" w:after="0" w:line="240" w:lineRule="auto"/>
+              <w:jc w:val="center"/>
+            </w:pPr>
+            <w:r>
+              <w:rPr>
+                <w:rFonts w:ascii="Times New Roman" w:hAnsi="Times New Roman" w:cs="Times New Roman" w:eastAsia="宋体"/>
+                <w:sz w:val="20"/>
+                <w:szCs w:val="20"/>
+              </w:rPr>
+              <w:t>碳链异构</w:t>
+            </w:r>
+          </w:p>
+          <w:p>
+            <w:pPr>
+              <w:spacing w:before="0" w:after="0" w:line="240" w:lineRule="auto"/>
+              <w:jc w:val="center"/>
+            </w:pPr>
+            <w:r>
+              <w:rPr>
+                <w:rFonts w:ascii="Times New Roman" w:hAnsi="Times New Roman" w:cs="Times New Roman" w:eastAsia="宋体"/>
+                <w:sz w:val="20"/>
+                <w:szCs w:val="20"/>
+              </w:rPr>
+              <w:t>同分异构现象的分类</w:t>
             </w:r>
           </w:p>
         </w:tc>
@@ -19761,6 +19804,49 @@
                 <w:sz w:val="20"/>
                 <w:szCs w:val="20"/>
               </w:rPr>
+              <w:t>烷基的命名</w:t>
+            </w:r>
+          </w:p>
+          <w:p>
+            <w:pPr>
+              <w:spacing w:before="0" w:after="0" w:line="240" w:lineRule="auto"/>
+              <w:jc w:val="center"/>
+            </w:pPr>
+            <w:r>
+              <w:rPr>
+                <w:rFonts w:ascii="Times New Roman" w:hAnsi="Times New Roman" w:cs="Times New Roman" w:eastAsia="宋体"/>
+                <w:sz w:val="20"/>
+                <w:szCs w:val="20"/>
+              </w:rPr>
+              <w:t>IUPAC系统命名法</w:t>
+            </w:r>
+          </w:p>
+          <w:p>
+            <w:pPr>
+              <w:spacing w:before="0" w:after="0" w:line="240" w:lineRule="auto"/>
+              <w:jc w:val="center"/>
+            </w:pPr>
+            <w:r>
+              <w:rPr>
+                <w:rFonts w:ascii="Times New Roman" w:hAnsi="Times New Roman" w:cs="Times New Roman" w:eastAsia="宋体"/>
+                <w:sz w:val="20"/>
+                <w:szCs w:val="20"/>
+              </w:rPr>
+              <w:t>主链的选取与编号规则</w:t>
+            </w:r>
+          </w:p>
+          <w:p>
+            <w:pPr>
+              <w:spacing w:before="0" w:after="0" w:line="240" w:lineRule="auto"/>
+              <w:jc w:val="center"/>
+            </w:pPr>
+            <w:r>
+              <w:rPr>
+                <w:rFonts w:ascii="Times New Roman" w:hAnsi="Times New Roman" w:cs="Times New Roman" w:eastAsia="宋体"/>
+                <w:sz w:val="20"/>
+                <w:szCs w:val="20"/>
+              </w:rPr>
+              <w:t>常见俗名</w:t>
             </w:r>
           </w:p>
         </w:tc>
@@ -19900,6 +19986,49 @@
                 <w:sz w:val="20"/>
                 <w:szCs w:val="20"/>
               </w:rPr>
+              <w:t>沸点与分子间作用力</w:t>
+            </w:r>
+          </w:p>
+          <w:p>
+            <w:pPr>
+              <w:spacing w:before="0" w:after="0" w:line="240" w:lineRule="auto"/>
+              <w:jc w:val="center"/>
+            </w:pPr>
+            <w:r>
+              <w:rPr>
+                <w:rFonts w:ascii="Times New Roman" w:hAnsi="Times New Roman" w:cs="Times New Roman" w:eastAsia="宋体"/>
+                <w:sz w:val="20"/>
+                <w:szCs w:val="20"/>
+              </w:rPr>
+              <w:t>支链对沸点的影响</w:t>
+            </w:r>
+          </w:p>
+          <w:p>
+            <w:pPr>
+              <w:spacing w:before="0" w:after="0" w:line="240" w:lineRule="auto"/>
+              <w:jc w:val="center"/>
+            </w:pPr>
+            <w:r>
+              <w:rPr>
+                <w:rFonts w:ascii="Times New Roman" w:hAnsi="Times New Roman" w:cs="Times New Roman" w:eastAsia="宋体"/>
+                <w:sz w:val="20"/>
+                <w:szCs w:val="20"/>
+              </w:rPr>
+              <w:t>熔点与分子对称性</w:t>
+            </w:r>
+          </w:p>
+          <w:p>
+            <w:pPr>
+              <w:spacing w:before="0" w:after="0" w:line="240" w:lineRule="auto"/>
+              <w:jc w:val="center"/>
+            </w:pPr>
+            <w:r>
+              <w:rPr>
+                <w:rFonts w:ascii="Times New Roman" w:hAnsi="Times New Roman" w:cs="Times New Roman" w:eastAsia="宋体"/>
+                <w:sz w:val="20"/>
+                <w:szCs w:val="20"/>
+              </w:rPr>
+              <w:t>溶解度与密度</w:t>
             </w:r>
           </w:p>
         </w:tc>
@@ -20109,6 +20238,49 @@
                 <w:sz w:val="20"/>
                 <w:szCs w:val="20"/>
               </w:rPr>
+              <w:t>单环烷烃的通式与分类</w:t>
+            </w:r>
+          </w:p>
+          <w:p>
+            <w:pPr>
+              <w:spacing w:before="0" w:after="0" w:line="240" w:lineRule="auto"/>
+              <w:jc w:val="center"/>
+            </w:pPr>
+            <w:r>
+              <w:rPr>
+                <w:rFonts w:ascii="Times New Roman" w:hAnsi="Times New Roman" w:cs="Times New Roman" w:eastAsia="宋体"/>
+                <w:sz w:val="20"/>
+                <w:szCs w:val="20"/>
+              </w:rPr>
+              <w:t>顺反异构</w:t>
+            </w:r>
+          </w:p>
+          <w:p>
+            <w:pPr>
+              <w:spacing w:before="0" w:after="0" w:line="240" w:lineRule="auto"/>
+              <w:jc w:val="center"/>
+            </w:pPr>
+            <w:r>
+              <w:rPr>
+                <w:rFonts w:ascii="Times New Roman" w:hAnsi="Times New Roman" w:cs="Times New Roman" w:eastAsia="宋体"/>
+                <w:sz w:val="20"/>
+                <w:szCs w:val="20"/>
+              </w:rPr>
+              <w:t>环烷烃的命名</w:t>
+            </w:r>
+          </w:p>
+          <w:p>
+            <w:pPr>
+              <w:spacing w:before="0" w:after="0" w:line="240" w:lineRule="auto"/>
+              <w:jc w:val="center"/>
+            </w:pPr>
+            <w:r>
+              <w:rPr>
+                <w:rFonts w:ascii="Times New Roman" w:hAnsi="Times New Roman" w:cs="Times New Roman" w:eastAsia="宋体"/>
+                <w:sz w:val="20"/>
+                <w:szCs w:val="20"/>
+              </w:rPr>
+              <w:t>桥环与螺环的命名</w:t>
             </w:r>
           </w:p>
         </w:tc>
@@ -20192,6 +20364,49 @@
                 <w:sz w:val="20"/>
                 <w:szCs w:val="20"/>
               </w:rPr>
+              <w:t>物理性质规律</w:t>
+            </w:r>
+          </w:p>
+          <w:p>
+            <w:pPr>
+              <w:spacing w:before="0" w:after="0" w:line="240" w:lineRule="auto"/>
+              <w:jc w:val="center"/>
+            </w:pPr>
+            <w:r>
+              <w:rPr>
+                <w:rFonts w:ascii="Times New Roman" w:hAnsi="Times New Roman" w:cs="Times New Roman" w:eastAsia="宋体"/>
+                <w:sz w:val="20"/>
+                <w:szCs w:val="20"/>
+              </w:rPr>
+              <w:t>小环的加成开环反应</w:t>
+            </w:r>
+          </w:p>
+          <w:p>
+            <w:pPr>
+              <w:spacing w:before="0" w:after="0" w:line="240" w:lineRule="auto"/>
+              <w:jc w:val="center"/>
+            </w:pPr>
+            <w:r>
+              <w:rPr>
+                <w:rFonts w:ascii="Times New Roman" w:hAnsi="Times New Roman" w:cs="Times New Roman" w:eastAsia="宋体"/>
+                <w:sz w:val="20"/>
+                <w:szCs w:val="20"/>
+              </w:rPr>
+              <w:t>环丙烷与环丁烷的特殊性</w:t>
+            </w:r>
+          </w:p>
+          <w:p>
+            <w:pPr>
+              <w:spacing w:before="0" w:after="0" w:line="240" w:lineRule="auto"/>
+              <w:jc w:val="center"/>
+            </w:pPr>
+            <w:r>
+              <w:rPr>
+                <w:rFonts w:ascii="Times New Roman" w:hAnsi="Times New Roman" w:cs="Times New Roman" w:eastAsia="宋体"/>
+                <w:sz w:val="20"/>
+                <w:szCs w:val="20"/>
+              </w:rPr>
+              <w:t>大环的取代反应</w:t>
             </w:r>
           </w:p>
         </w:tc>
@@ -20247,6 +20462,49 @@
                 <w:sz w:val="20"/>
                 <w:szCs w:val="20"/>
               </w:rPr>
+              <w:t>Baeyer张力学说</w:t>
+            </w:r>
+          </w:p>
+          <w:p>
+            <w:pPr>
+              <w:spacing w:before="0" w:after="0" w:line="240" w:lineRule="auto"/>
+              <w:jc w:val="center"/>
+            </w:pPr>
+            <w:r>
+              <w:rPr>
+                <w:rFonts w:ascii="Times New Roman" w:hAnsi="Times New Roman" w:cs="Times New Roman" w:eastAsia="宋体"/>
+                <w:sz w:val="20"/>
+                <w:szCs w:val="20"/>
+              </w:rPr>
+              <w:t>角张力、扭转张力与空间张力</w:t>
+            </w:r>
+          </w:p>
+          <w:p>
+            <w:pPr>
+              <w:spacing w:before="0" w:after="0" w:line="240" w:lineRule="auto"/>
+              <w:jc w:val="center"/>
+            </w:pPr>
+            <w:r>
+              <w:rPr>
+                <w:rFonts w:ascii="Times New Roman" w:hAnsi="Times New Roman" w:cs="Times New Roman" w:eastAsia="宋体"/>
+                <w:sz w:val="20"/>
+                <w:szCs w:val="20"/>
+              </w:rPr>
+              <w:t>燃烧热与稳定性判据</w:t>
+            </w:r>
+          </w:p>
+          <w:p>
+            <w:pPr>
+              <w:spacing w:before="0" w:after="0" w:line="240" w:lineRule="auto"/>
+              <w:jc w:val="center"/>
+            </w:pPr>
+            <w:r>
+              <w:rPr>
+                <w:rFonts w:ascii="Times New Roman" w:hAnsi="Times New Roman" w:cs="Times New Roman" w:eastAsia="宋体"/>
+                <w:sz w:val="20"/>
+                <w:szCs w:val="20"/>
+              </w:rPr>
+              <w:t>张力对反应性的影响</w:t>
             </w:r>
           </w:p>
         </w:tc>
@@ -20624,6 +20882,49 @@
                 <w:sz w:val="20"/>
                 <w:szCs w:val="20"/>
               </w:rPr>
+              <w:t>平面偏振光与旋光仪</w:t>
+            </w:r>
+          </w:p>
+          <w:p>
+            <w:pPr>
+              <w:spacing w:before="0" w:after="0" w:line="240" w:lineRule="auto"/>
+              <w:jc w:val="center"/>
+            </w:pPr>
+            <w:r>
+              <w:rPr>
+                <w:rFonts w:ascii="Times New Roman" w:hAnsi="Times New Roman" w:cs="Times New Roman" w:eastAsia="宋体"/>
+                <w:sz w:val="20"/>
+                <w:szCs w:val="20"/>
+              </w:rPr>
+              <w:t>比旋光度与摩尔旋光度</w:t>
+            </w:r>
+          </w:p>
+          <w:p>
+            <w:pPr>
+              <w:spacing w:before="0" w:after="0" w:line="240" w:lineRule="auto"/>
+              <w:jc w:val="center"/>
+            </w:pPr>
+            <w:r>
+              <w:rPr>
+                <w:rFonts w:ascii="Times New Roman" w:hAnsi="Times New Roman" w:cs="Times New Roman" w:eastAsia="宋体"/>
+                <w:sz w:val="20"/>
+                <w:szCs w:val="20"/>
+              </w:rPr>
+              <w:t>旋光性与分子结构的关系</w:t>
+            </w:r>
+          </w:p>
+          <w:p>
+            <w:pPr>
+              <w:spacing w:before="0" w:after="0" w:line="240" w:lineRule="auto"/>
+              <w:jc w:val="center"/>
+            </w:pPr>
+            <w:r>
+              <w:rPr>
+                <w:rFonts w:ascii="Times New Roman" w:hAnsi="Times New Roman" w:cs="Times New Roman" w:eastAsia="宋体"/>
+                <w:sz w:val="20"/>
+                <w:szCs w:val="20"/>
+              </w:rPr>
+              <w:t>外消旋体的性质</w:t>
             </w:r>
           </w:p>
         </w:tc>
@@ -20707,6 +21008,49 @@
                 <w:sz w:val="20"/>
                 <w:szCs w:val="20"/>
               </w:rPr>
+              <w:t>手性分子与手性碳</w:t>
+            </w:r>
+          </w:p>
+          <w:p>
+            <w:pPr>
+              <w:spacing w:before="0" w:after="0" w:line="240" w:lineRule="auto"/>
+              <w:jc w:val="center"/>
+            </w:pPr>
+            <w:r>
+              <w:rPr>
+                <w:rFonts w:ascii="Times New Roman" w:hAnsi="Times New Roman" w:cs="Times New Roman" w:eastAsia="宋体"/>
+                <w:sz w:val="20"/>
+                <w:szCs w:val="20"/>
+              </w:rPr>
+              <w:t>对称面与对称中心的手性判据</w:t>
+            </w:r>
+          </w:p>
+          <w:p>
+            <w:pPr>
+              <w:spacing w:before="0" w:after="0" w:line="240" w:lineRule="auto"/>
+              <w:jc w:val="center"/>
+            </w:pPr>
+            <w:r>
+              <w:rPr>
+                <w:rFonts w:ascii="Times New Roman" w:hAnsi="Times New Roman" w:cs="Times New Roman" w:eastAsia="宋体"/>
+                <w:sz w:val="20"/>
+                <w:szCs w:val="20"/>
+              </w:rPr>
+              <w:t>对映体与非对映体</w:t>
+            </w:r>
+          </w:p>
+          <w:p>
+            <w:pPr>
+              <w:spacing w:before="0" w:after="0" w:line="240" w:lineRule="auto"/>
+              <w:jc w:val="center"/>
+            </w:pPr>
+            <w:r>
+              <w:rPr>
+                <w:rFonts w:ascii="Times New Roman" w:hAnsi="Times New Roman" w:cs="Times New Roman" w:eastAsia="宋体"/>
+                <w:sz w:val="20"/>
+                <w:szCs w:val="20"/>
+              </w:rPr>
+              <w:t>手性中心的判断方法</w:t>
             </w:r>
           </w:p>
         </w:tc>
@@ -20916,6 +21260,49 @@
                 <w:sz w:val="20"/>
                 <w:szCs w:val="20"/>
               </w:rPr>
+              <w:t>环上取代的顺反异构</w:t>
+            </w:r>
+          </w:p>
+          <w:p>
+            <w:pPr>
+              <w:spacing w:before="0" w:after="0" w:line="240" w:lineRule="auto"/>
+              <w:jc w:val="center"/>
+            </w:pPr>
+            <w:r>
+              <w:rPr>
+                <w:rFonts w:ascii="Times New Roman" w:hAnsi="Times New Roman" w:cs="Times New Roman" w:eastAsia="宋体"/>
+                <w:sz w:val="20"/>
+                <w:szCs w:val="20"/>
+              </w:rPr>
+              <w:t>环状手性分子</w:t>
+            </w:r>
+          </w:p>
+          <w:p>
+            <w:pPr>
+              <w:spacing w:before="0" w:after="0" w:line="240" w:lineRule="auto"/>
+              <w:jc w:val="center"/>
+            </w:pPr>
+            <w:r>
+              <w:rPr>
+                <w:rFonts w:ascii="Times New Roman" w:hAnsi="Times New Roman" w:cs="Times New Roman" w:eastAsia="宋体"/>
+                <w:sz w:val="20"/>
+                <w:szCs w:val="20"/>
+              </w:rPr>
+              <w:t>内消旋体</w:t>
+            </w:r>
+          </w:p>
+          <w:p>
+            <w:pPr>
+              <w:spacing w:before="0" w:after="0" w:line="240" w:lineRule="auto"/>
+              <w:jc w:val="center"/>
+            </w:pPr>
+            <w:r>
+              <w:rPr>
+                <w:rFonts w:ascii="Times New Roman" w:hAnsi="Times New Roman" w:cs="Times New Roman" w:eastAsia="宋体"/>
+                <w:sz w:val="20"/>
+                <w:szCs w:val="20"/>
+              </w:rPr>
+              <w:t>环的构象与立体异构的关系</w:t>
             </w:r>
           </w:p>
         </w:tc>
@@ -20971,6 +21358,49 @@
                 <w:sz w:val="20"/>
                 <w:szCs w:val="20"/>
               </w:rPr>
+              <w:t>构象异构与旋光性</w:t>
+            </w:r>
+          </w:p>
+          <w:p>
+            <w:pPr>
+              <w:spacing w:before="0" w:after="0" w:line="240" w:lineRule="auto"/>
+              <w:jc w:val="center"/>
+            </w:pPr>
+            <w:r>
+              <w:rPr>
+                <w:rFonts w:ascii="Times New Roman" w:hAnsi="Times New Roman" w:cs="Times New Roman" w:eastAsia="宋体"/>
+                <w:sz w:val="20"/>
+                <w:szCs w:val="20"/>
+              </w:rPr>
+              <w:t>手性构象与不对称构象</w:t>
+            </w:r>
+          </w:p>
+          <w:p>
+            <w:pPr>
+              <w:spacing w:before="0" w:after="0" w:line="240" w:lineRule="auto"/>
+              <w:jc w:val="center"/>
+            </w:pPr>
+            <w:r>
+              <w:rPr>
+                <w:rFonts w:ascii="Times New Roman" w:hAnsi="Times New Roman" w:cs="Times New Roman" w:eastAsia="宋体"/>
+                <w:sz w:val="20"/>
+                <w:szCs w:val="20"/>
+              </w:rPr>
+              <w:t>轴手性（联苯型、丙二烯型）</w:t>
+            </w:r>
+          </w:p>
+          <w:p>
+            <w:pPr>
+              <w:spacing w:before="0" w:after="0" w:line="240" w:lineRule="auto"/>
+              <w:jc w:val="center"/>
+            </w:pPr>
+            <w:r>
+              <w:rPr>
+                <w:rFonts w:ascii="Times New Roman" w:hAnsi="Times New Roman" w:cs="Times New Roman" w:eastAsia="宋体"/>
+                <w:sz w:val="20"/>
+                <w:szCs w:val="20"/>
+              </w:rPr>
+              <w:t>构象分析对手性的影响</w:t>
             </w:r>
           </w:p>
         </w:tc>
@@ -21040,6 +21470,49 @@
                 <w:sz w:val="20"/>
                 <w:szCs w:val="20"/>
               </w:rPr>
+              <w:t>卤代烃的分类</w:t>
+            </w:r>
+          </w:p>
+          <w:p>
+            <w:pPr>
+              <w:spacing w:before="0" w:after="0" w:line="240" w:lineRule="auto"/>
+              <w:jc w:val="center"/>
+            </w:pPr>
+            <w:r>
+              <w:rPr>
+                <w:rFonts w:ascii="Times New Roman" w:hAnsi="Times New Roman" w:cs="Times New Roman" w:eastAsia="宋体"/>
+                <w:sz w:val="20"/>
+                <w:szCs w:val="20"/>
+              </w:rPr>
+              <w:t>系统命名法</w:t>
+            </w:r>
+          </w:p>
+          <w:p>
+            <w:pPr>
+              <w:spacing w:before="0" w:after="0" w:line="240" w:lineRule="auto"/>
+              <w:jc w:val="center"/>
+            </w:pPr>
+            <w:r>
+              <w:rPr>
+                <w:rFonts w:ascii="Times New Roman" w:hAnsi="Times New Roman" w:cs="Times New Roman" w:eastAsia="宋体"/>
+                <w:sz w:val="20"/>
+                <w:szCs w:val="20"/>
+              </w:rPr>
+              <w:t>卤素的基名与俗名</w:t>
+            </w:r>
+          </w:p>
+          <w:p>
+            <w:pPr>
+              <w:spacing w:before="0" w:after="0" w:line="240" w:lineRule="auto"/>
+              <w:jc w:val="center"/>
+            </w:pPr>
+            <w:r>
+              <w:rPr>
+                <w:rFonts w:ascii="Times New Roman" w:hAnsi="Times New Roman" w:cs="Times New Roman" w:eastAsia="宋体"/>
+                <w:sz w:val="20"/>
+                <w:szCs w:val="20"/>
+              </w:rPr>
+              <w:t>多卤代烃的命名</w:t>
             </w:r>
           </w:p>
         </w:tc>
@@ -21151,6 +21624,49 @@
                 <w:sz w:val="20"/>
                 <w:szCs w:val="20"/>
               </w:rPr>
+              <w:t>碳卤键的极化与键能</w:t>
+            </w:r>
+          </w:p>
+          <w:p>
+            <w:pPr>
+              <w:spacing w:before="0" w:after="0" w:line="240" w:lineRule="auto"/>
+              <w:jc w:val="center"/>
+            </w:pPr>
+            <w:r>
+              <w:rPr>
+                <w:rFonts w:ascii="Times New Roman" w:hAnsi="Times New Roman" w:cs="Times New Roman" w:eastAsia="宋体"/>
+                <w:sz w:val="20"/>
+                <w:szCs w:val="20"/>
+              </w:rPr>
+              <w:t>偶极矩与极性</w:t>
+            </w:r>
+          </w:p>
+          <w:p>
+            <w:pPr>
+              <w:spacing w:before="0" w:after="0" w:line="240" w:lineRule="auto"/>
+              <w:jc w:val="center"/>
+            </w:pPr>
+            <w:r>
+              <w:rPr>
+                <w:rFonts w:ascii="Times New Roman" w:hAnsi="Times New Roman" w:cs="Times New Roman" w:eastAsia="宋体"/>
+                <w:sz w:val="20"/>
+                <w:szCs w:val="20"/>
+              </w:rPr>
+              <w:t>沸点与相对密度</w:t>
+            </w:r>
+          </w:p>
+          <w:p>
+            <w:pPr>
+              <w:spacing w:before="0" w:after="0" w:line="240" w:lineRule="auto"/>
+              <w:jc w:val="center"/>
+            </w:pPr>
+            <w:r>
+              <w:rPr>
+                <w:rFonts w:ascii="Times New Roman" w:hAnsi="Times New Roman" w:cs="Times New Roman" w:eastAsia="宋体"/>
+                <w:sz w:val="20"/>
+                <w:szCs w:val="20"/>
+              </w:rPr>
+              <w:t>溶解性</w:t>
             </w:r>
           </w:p>
         </w:tc>
@@ -21458,6 +21974,49 @@
                 <w:sz w:val="20"/>
                 <w:szCs w:val="20"/>
               </w:rPr>
+              <w:t>碳碳双键的构成与π键</w:t>
+            </w:r>
+          </w:p>
+          <w:p>
+            <w:pPr>
+              <w:spacing w:before="0" w:after="0" w:line="240" w:lineRule="auto"/>
+              <w:jc w:val="center"/>
+            </w:pPr>
+            <w:r>
+              <w:rPr>
+                <w:rFonts w:ascii="Times New Roman" w:hAnsi="Times New Roman" w:cs="Times New Roman" w:eastAsia="宋体"/>
+                <w:sz w:val="20"/>
+                <w:szCs w:val="20"/>
+              </w:rPr>
+              <w:t>sp²杂化与平面构型</w:t>
+            </w:r>
+          </w:p>
+          <w:p>
+            <w:pPr>
+              <w:spacing w:before="0" w:after="0" w:line="240" w:lineRule="auto"/>
+              <w:jc w:val="center"/>
+            </w:pPr>
+            <w:r>
+              <w:rPr>
+                <w:rFonts w:ascii="Times New Roman" w:hAnsi="Times New Roman" w:cs="Times New Roman" w:eastAsia="宋体"/>
+                <w:sz w:val="20"/>
+                <w:szCs w:val="20"/>
+              </w:rPr>
+              <w:t>顺反异构与E/Z标记法</w:t>
+            </w:r>
+          </w:p>
+          <w:p>
+            <w:pPr>
+              <w:spacing w:before="0" w:after="0" w:line="240" w:lineRule="auto"/>
+              <w:jc w:val="center"/>
+            </w:pPr>
+            <w:r>
+              <w:rPr>
+                <w:rFonts w:ascii="Times New Roman" w:hAnsi="Times New Roman" w:cs="Times New Roman" w:eastAsia="宋体"/>
+                <w:sz w:val="20"/>
+                <w:szCs w:val="20"/>
+              </w:rPr>
+              <w:t>烯烃的系统命名</w:t>
             </w:r>
           </w:p>
         </w:tc>
@@ -21555,6 +22114,49 @@
                 <w:sz w:val="20"/>
                 <w:szCs w:val="20"/>
               </w:rPr>
+              <w:t>取代基数目与稳定性</w:t>
+            </w:r>
+          </w:p>
+          <w:p>
+            <w:pPr>
+              <w:spacing w:before="0" w:after="0" w:line="240" w:lineRule="auto"/>
+              <w:jc w:val="center"/>
+            </w:pPr>
+            <w:r>
+              <w:rPr>
+                <w:rFonts w:ascii="Times New Roman" w:hAnsi="Times New Roman" w:cs="Times New Roman" w:eastAsia="宋体"/>
+                <w:sz w:val="20"/>
+                <w:szCs w:val="20"/>
+              </w:rPr>
+              <w:t>氢化热作为稳定性判据</w:t>
+            </w:r>
+          </w:p>
+          <w:p>
+            <w:pPr>
+              <w:spacing w:before="0" w:after="0" w:line="240" w:lineRule="auto"/>
+              <w:jc w:val="center"/>
+            </w:pPr>
+            <w:r>
+              <w:rPr>
+                <w:rFonts w:ascii="Times New Roman" w:hAnsi="Times New Roman" w:cs="Times New Roman" w:eastAsia="宋体"/>
+                <w:sz w:val="20"/>
+                <w:szCs w:val="20"/>
+              </w:rPr>
+              <w:t>顺反异构体的能量差异</w:t>
+            </w:r>
+          </w:p>
+          <w:p>
+            <w:pPr>
+              <w:spacing w:before="0" w:after="0" w:line="240" w:lineRule="auto"/>
+              <w:jc w:val="center"/>
+            </w:pPr>
+            <w:r>
+              <w:rPr>
+                <w:rFonts w:ascii="Times New Roman" w:hAnsi="Times New Roman" w:cs="Times New Roman" w:eastAsia="宋体"/>
+                <w:sz w:val="20"/>
+                <w:szCs w:val="20"/>
+              </w:rPr>
+              <w:t>反式的稳定性优势</w:t>
             </w:r>
           </w:p>
         </w:tc>
@@ -21722,6 +22324,49 @@
                 <w:sz w:val="20"/>
                 <w:szCs w:val="20"/>
               </w:rPr>
+              <w:t>沸点与相对分子质量</w:t>
+            </w:r>
+          </w:p>
+          <w:p>
+            <w:pPr>
+              <w:spacing w:before="0" w:after="0" w:line="240" w:lineRule="auto"/>
+              <w:jc w:val="center"/>
+            </w:pPr>
+            <w:r>
+              <w:rPr>
+                <w:rFonts w:ascii="Times New Roman" w:hAnsi="Times New Roman" w:cs="Times New Roman" w:eastAsia="宋体"/>
+                <w:sz w:val="20"/>
+                <w:szCs w:val="20"/>
+              </w:rPr>
+              <w:t>顺反异构体的物性差异</w:t>
+            </w:r>
+          </w:p>
+          <w:p>
+            <w:pPr>
+              <w:spacing w:before="0" w:after="0" w:line="240" w:lineRule="auto"/>
+              <w:jc w:val="center"/>
+            </w:pPr>
+            <w:r>
+              <w:rPr>
+                <w:rFonts w:ascii="Times New Roman" w:hAnsi="Times New Roman" w:cs="Times New Roman" w:eastAsia="宋体"/>
+                <w:sz w:val="20"/>
+                <w:szCs w:val="20"/>
+              </w:rPr>
+              <w:t>偶极矩</w:t>
+            </w:r>
+          </w:p>
+          <w:p>
+            <w:pPr>
+              <w:spacing w:before="0" w:after="0" w:line="240" w:lineRule="auto"/>
+              <w:jc w:val="center"/>
+            </w:pPr>
+            <w:r>
+              <w:rPr>
+                <w:rFonts w:ascii="Times New Roman" w:hAnsi="Times New Roman" w:cs="Times New Roman" w:eastAsia="宋体"/>
+                <w:sz w:val="20"/>
+                <w:szCs w:val="20"/>
+              </w:rPr>
+              <w:t>溶解性</w:t>
             </w:r>
           </w:p>
         </w:tc>
@@ -21945,6 +22590,49 @@
                 <w:sz w:val="20"/>
                 <w:szCs w:val="20"/>
               </w:rPr>
+              <w:t>sp杂化与线性构型</w:t>
+            </w:r>
+          </w:p>
+          <w:p>
+            <w:pPr>
+              <w:spacing w:before="0" w:after="0" w:line="240" w:lineRule="auto"/>
+              <w:jc w:val="center"/>
+            </w:pPr>
+            <w:r>
+              <w:rPr>
+                <w:rFonts w:ascii="Times New Roman" w:hAnsi="Times New Roman" w:cs="Times New Roman" w:eastAsia="宋体"/>
+                <w:sz w:val="20"/>
+                <w:szCs w:val="20"/>
+              </w:rPr>
+              <w:t>碳碳三键的构成</w:t>
+            </w:r>
+          </w:p>
+          <w:p>
+            <w:pPr>
+              <w:spacing w:before="0" w:after="0" w:line="240" w:lineRule="auto"/>
+              <w:jc w:val="center"/>
+            </w:pPr>
+            <w:r>
+              <w:rPr>
+                <w:rFonts w:ascii="Times New Roman" w:hAnsi="Times New Roman" w:cs="Times New Roman" w:eastAsia="宋体"/>
+                <w:sz w:val="20"/>
+                <w:szCs w:val="20"/>
+              </w:rPr>
+              <w:t>炔烃的异构与命名</w:t>
+            </w:r>
+          </w:p>
+          <w:p>
+            <w:pPr>
+              <w:spacing w:before="0" w:after="0" w:line="240" w:lineRule="auto"/>
+              <w:jc w:val="center"/>
+            </w:pPr>
+            <w:r>
+              <w:rPr>
+                <w:rFonts w:ascii="Times New Roman" w:hAnsi="Times New Roman" w:cs="Times New Roman" w:eastAsia="宋体"/>
+                <w:sz w:val="20"/>
+                <w:szCs w:val="20"/>
+              </w:rPr>
+              <w:t>物理性质规律</w:t>
             </w:r>
           </w:p>
         </w:tc>
@@ -22210,6 +22898,49 @@
                 <w:sz w:val="20"/>
                 <w:szCs w:val="20"/>
               </w:rPr>
+              <w:t>乙炔的工业制法</w:t>
+            </w:r>
+          </w:p>
+          <w:p>
+            <w:pPr>
+              <w:spacing w:before="0" w:after="0" w:line="240" w:lineRule="auto"/>
+              <w:jc w:val="center"/>
+            </w:pPr>
+            <w:r>
+              <w:rPr>
+                <w:rFonts w:ascii="Times New Roman" w:hAnsi="Times New Roman" w:cs="Times New Roman" w:eastAsia="宋体"/>
+                <w:sz w:val="20"/>
+                <w:szCs w:val="20"/>
+              </w:rPr>
+              <w:t>乙炔的酸性</w:t>
+            </w:r>
+          </w:p>
+          <w:p>
+            <w:pPr>
+              <w:spacing w:before="0" w:after="0" w:line="240" w:lineRule="auto"/>
+              <w:jc w:val="center"/>
+            </w:pPr>
+            <w:r>
+              <w:rPr>
+                <w:rFonts w:ascii="Times New Roman" w:hAnsi="Times New Roman" w:cs="Times New Roman" w:eastAsia="宋体"/>
+                <w:sz w:val="20"/>
+                <w:szCs w:val="20"/>
+              </w:rPr>
+              <w:t>乙炔的加成与聚合</w:t>
+            </w:r>
+          </w:p>
+          <w:p>
+            <w:pPr>
+              <w:spacing w:before="0" w:after="0" w:line="240" w:lineRule="auto"/>
+              <w:jc w:val="center"/>
+            </w:pPr>
+            <w:r>
+              <w:rPr>
+                <w:rFonts w:ascii="Times New Roman" w:hAnsi="Times New Roman" w:cs="Times New Roman" w:eastAsia="宋体"/>
+                <w:sz w:val="20"/>
+                <w:szCs w:val="20"/>
+              </w:rPr>
+              <w:t>金属炔化物及其应用</w:t>
             </w:r>
           </w:p>
         </w:tc>
@@ -22349,6 +23080,49 @@
                 <w:sz w:val="20"/>
                 <w:szCs w:val="20"/>
               </w:rPr>
+              <w:t>苯的分子式与氢化热</w:t>
+            </w:r>
+          </w:p>
+          <w:p>
+            <w:pPr>
+              <w:spacing w:before="0" w:after="0" w:line="240" w:lineRule="auto"/>
+              <w:jc w:val="center"/>
+            </w:pPr>
+            <w:r>
+              <w:rPr>
+                <w:rFonts w:ascii="Times New Roman" w:hAnsi="Times New Roman" w:cs="Times New Roman" w:eastAsia="宋体"/>
+                <w:sz w:val="20"/>
+                <w:szCs w:val="20"/>
+              </w:rPr>
+              <w:t>凯库勒式及其局限</w:t>
+            </w:r>
+          </w:p>
+          <w:p>
+            <w:pPr>
+              <w:spacing w:before="0" w:after="0" w:line="240" w:lineRule="auto"/>
+              <w:jc w:val="center"/>
+            </w:pPr>
+            <w:r>
+              <w:rPr>
+                <w:rFonts w:ascii="Times New Roman" w:hAnsi="Times New Roman" w:cs="Times New Roman" w:eastAsia="宋体"/>
+                <w:sz w:val="20"/>
+                <w:szCs w:val="20"/>
+              </w:rPr>
+              <w:t>共振结构与离域π键</w:t>
+            </w:r>
+          </w:p>
+          <w:p>
+            <w:pPr>
+              <w:spacing w:before="0" w:after="0" w:line="240" w:lineRule="auto"/>
+              <w:jc w:val="center"/>
+            </w:pPr>
+            <w:r>
+              <w:rPr>
+                <w:rFonts w:ascii="Times New Roman" w:hAnsi="Times New Roman" w:cs="Times New Roman" w:eastAsia="宋体"/>
+                <w:sz w:val="20"/>
+                <w:szCs w:val="20"/>
+              </w:rPr>
+              <w:t>芳香性的结构判据</w:t>
             </w:r>
           </w:p>
         </w:tc>
@@ -22656,6 +23430,49 @@
                 <w:sz w:val="20"/>
                 <w:szCs w:val="20"/>
               </w:rPr>
+              <w:t>二取代苯的位置异构与命名</w:t>
+            </w:r>
+          </w:p>
+          <w:p>
+            <w:pPr>
+              <w:spacing w:before="0" w:after="0" w:line="240" w:lineRule="auto"/>
+              <w:jc w:val="center"/>
+            </w:pPr>
+            <w:r>
+              <w:rPr>
+                <w:rFonts w:ascii="Times New Roman" w:hAnsi="Times New Roman" w:cs="Times New Roman" w:eastAsia="宋体"/>
+                <w:sz w:val="20"/>
+                <w:szCs w:val="20"/>
+              </w:rPr>
+              <w:t>多取代苯的编号规则</w:t>
+            </w:r>
+          </w:p>
+          <w:p>
+            <w:pPr>
+              <w:spacing w:before="0" w:after="0" w:line="240" w:lineRule="auto"/>
+              <w:jc w:val="center"/>
+            </w:pPr>
+            <w:r>
+              <w:rPr>
+                <w:rFonts w:ascii="Times New Roman" w:hAnsi="Times New Roman" w:cs="Times New Roman" w:eastAsia="宋体"/>
+                <w:sz w:val="20"/>
+                <w:szCs w:val="20"/>
+              </w:rPr>
+              <w:t>苯系物的物理性质</w:t>
+            </w:r>
+          </w:p>
+          <w:p>
+            <w:pPr>
+              <w:spacing w:before="0" w:after="0" w:line="240" w:lineRule="auto"/>
+              <w:jc w:val="center"/>
+            </w:pPr>
+            <w:r>
+              <w:rPr>
+                <w:rFonts w:ascii="Times New Roman" w:hAnsi="Times New Roman" w:cs="Times New Roman" w:eastAsia="宋体"/>
+                <w:sz w:val="20"/>
+                <w:szCs w:val="20"/>
+              </w:rPr>
+              <w:t>偶极矩与取代基效应</w:t>
             </w:r>
           </w:p>
         </w:tc>
@@ -22809,6 +23626,49 @@
                 <w:sz w:val="20"/>
                 <w:szCs w:val="20"/>
               </w:rPr>
+              <w:t>邻对位定位基与间位定位基</w:t>
+            </w:r>
+          </w:p>
+          <w:p>
+            <w:pPr>
+              <w:spacing w:before="0" w:after="0" w:line="240" w:lineRule="auto"/>
+              <w:jc w:val="center"/>
+            </w:pPr>
+            <w:r>
+              <w:rPr>
+                <w:rFonts w:ascii="Times New Roman" w:hAnsi="Times New Roman" w:cs="Times New Roman" w:eastAsia="宋体"/>
+                <w:sz w:val="20"/>
+                <w:szCs w:val="20"/>
+              </w:rPr>
+              <w:t>定位效应的电子解释</w:t>
+            </w:r>
+          </w:p>
+          <w:p>
+            <w:pPr>
+              <w:spacing w:before="0" w:after="0" w:line="240" w:lineRule="auto"/>
+              <w:jc w:val="center"/>
+            </w:pPr>
+            <w:r>
+              <w:rPr>
+                <w:rFonts w:ascii="Times New Roman" w:hAnsi="Times New Roman" w:cs="Times New Roman" w:eastAsia="宋体"/>
+                <w:sz w:val="20"/>
+                <w:szCs w:val="20"/>
+              </w:rPr>
+              <w:t>二取代苯的定位规律</w:t>
+            </w:r>
+          </w:p>
+          <w:p>
+            <w:pPr>
+              <w:spacing w:before="0" w:after="0" w:line="240" w:lineRule="auto"/>
+              <w:jc w:val="center"/>
+            </w:pPr>
+            <w:r>
+              <w:rPr>
+                <w:rFonts w:ascii="Times New Roman" w:hAnsi="Times New Roman" w:cs="Times New Roman" w:eastAsia="宋体"/>
+                <w:sz w:val="20"/>
+                <w:szCs w:val="20"/>
+              </w:rPr>
+              <w:t>定位规律在合成路线设计中的应用</w:t>
             </w:r>
           </w:p>
         </w:tc>
@@ -22948,6 +23808,49 @@
                 <w:sz w:val="20"/>
                 <w:szCs w:val="20"/>
               </w:rPr>
+              <w:t>萘的结构与稳定性</w:t>
+            </w:r>
+          </w:p>
+          <w:p>
+            <w:pPr>
+              <w:spacing w:before="0" w:after="0" w:line="240" w:lineRule="auto"/>
+              <w:jc w:val="center"/>
+            </w:pPr>
+            <w:r>
+              <w:rPr>
+                <w:rFonts w:ascii="Times New Roman" w:hAnsi="Times New Roman" w:cs="Times New Roman" w:eastAsia="宋体"/>
+                <w:sz w:val="20"/>
+                <w:szCs w:val="20"/>
+              </w:rPr>
+              <w:t>萘的亲电取代与定位</w:t>
+            </w:r>
+          </w:p>
+          <w:p>
+            <w:pPr>
+              <w:spacing w:before="0" w:after="0" w:line="240" w:lineRule="auto"/>
+              <w:jc w:val="center"/>
+            </w:pPr>
+            <w:r>
+              <w:rPr>
+                <w:rFonts w:ascii="Times New Roman" w:hAnsi="Times New Roman" w:cs="Times New Roman" w:eastAsia="宋体"/>
+                <w:sz w:val="20"/>
+                <w:szCs w:val="20"/>
+              </w:rPr>
+              <w:t>蒽与菲的结构</w:t>
+            </w:r>
+          </w:p>
+          <w:p>
+            <w:pPr>
+              <w:spacing w:before="0" w:after="0" w:line="240" w:lineRule="auto"/>
+              <w:jc w:val="center"/>
+            </w:pPr>
+            <w:r>
+              <w:rPr>
+                <w:rFonts w:ascii="Times New Roman" w:hAnsi="Times New Roman" w:cs="Times New Roman" w:eastAsia="宋体"/>
+                <w:sz w:val="20"/>
+                <w:szCs w:val="20"/>
+              </w:rPr>
+              <w:t>稠环芳烃的芳香性比较</w:t>
             </w:r>
           </w:p>
         </w:tc>
@@ -23003,6 +23906,49 @@
                 <w:sz w:val="20"/>
                 <w:szCs w:val="20"/>
               </w:rPr>
+              <w:t>卤代芳烃的结构与命名</w:t>
+            </w:r>
+          </w:p>
+          <w:p>
+            <w:pPr>
+              <w:spacing w:before="0" w:after="0" w:line="240" w:lineRule="auto"/>
+              <w:jc w:val="center"/>
+            </w:pPr>
+            <w:r>
+              <w:rPr>
+                <w:rFonts w:ascii="Times New Roman" w:hAnsi="Times New Roman" w:cs="Times New Roman" w:eastAsia="宋体"/>
+                <w:sz w:val="20"/>
+                <w:szCs w:val="20"/>
+              </w:rPr>
+              <w:t>苯炔机理与亲核取代</w:t>
+            </w:r>
+          </w:p>
+          <w:p>
+            <w:pPr>
+              <w:spacing w:before="0" w:after="0" w:line="240" w:lineRule="auto"/>
+              <w:jc w:val="center"/>
+            </w:pPr>
+            <w:r>
+              <w:rPr>
+                <w:rFonts w:ascii="Times New Roman" w:hAnsi="Times New Roman" w:cs="Times New Roman" w:eastAsia="宋体"/>
+                <w:sz w:val="20"/>
+                <w:szCs w:val="20"/>
+              </w:rPr>
+              <w:t>卤素对芳环的钝化</w:t>
+            </w:r>
+          </w:p>
+          <w:p>
+            <w:pPr>
+              <w:spacing w:before="0" w:after="0" w:line="240" w:lineRule="auto"/>
+              <w:jc w:val="center"/>
+            </w:pPr>
+            <w:r>
+              <w:rPr>
+                <w:rFonts w:ascii="Times New Roman" w:hAnsi="Times New Roman" w:cs="Times New Roman" w:eastAsia="宋体"/>
+                <w:sz w:val="20"/>
+                <w:szCs w:val="20"/>
+              </w:rPr>
+              <w:t>卤代芳烃的制备</w:t>
             </w:r>
           </w:p>
         </w:tc>
@@ -23072,6 +24018,49 @@
                 <w:sz w:val="20"/>
                 <w:szCs w:val="20"/>
               </w:rPr>
+              <w:t>醇的分类与结构</w:t>
+            </w:r>
+          </w:p>
+          <w:p>
+            <w:pPr>
+              <w:spacing w:before="0" w:after="0" w:line="240" w:lineRule="auto"/>
+              <w:jc w:val="center"/>
+            </w:pPr>
+            <w:r>
+              <w:rPr>
+                <w:rFonts w:ascii="Times New Roman" w:hAnsi="Times New Roman" w:cs="Times New Roman" w:eastAsia="宋体"/>
+                <w:sz w:val="20"/>
+                <w:szCs w:val="20"/>
+              </w:rPr>
+              <w:t>系统命名法</w:t>
+            </w:r>
+          </w:p>
+          <w:p>
+            <w:pPr>
+              <w:spacing w:before="0" w:after="0" w:line="240" w:lineRule="auto"/>
+              <w:jc w:val="center"/>
+            </w:pPr>
+            <w:r>
+              <w:rPr>
+                <w:rFonts w:ascii="Times New Roman" w:hAnsi="Times New Roman" w:cs="Times New Roman" w:eastAsia="宋体"/>
+                <w:sz w:val="20"/>
+                <w:szCs w:val="20"/>
+              </w:rPr>
+              <w:t>氢键与沸点、溶解度</w:t>
+            </w:r>
+          </w:p>
+          <w:p>
+            <w:pPr>
+              <w:spacing w:before="0" w:after="0" w:line="240" w:lineRule="auto"/>
+              <w:jc w:val="center"/>
+            </w:pPr>
+            <w:r>
+              <w:rPr>
+                <w:rFonts w:ascii="Times New Roman" w:hAnsi="Times New Roman" w:cs="Times New Roman" w:eastAsia="宋体"/>
+                <w:sz w:val="20"/>
+                <w:szCs w:val="20"/>
+              </w:rPr>
+              <w:t>醇的酸性比较</w:t>
             </w:r>
           </w:p>
         </w:tc>
@@ -23351,6 +24340,49 @@
                 <w:sz w:val="20"/>
                 <w:szCs w:val="20"/>
               </w:rPr>
+              <w:t>二元醇的分类与命名</w:t>
+            </w:r>
+          </w:p>
+          <w:p>
+            <w:pPr>
+              <w:spacing w:before="0" w:after="0" w:line="240" w:lineRule="auto"/>
+              <w:jc w:val="center"/>
+            </w:pPr>
+            <w:r>
+              <w:rPr>
+                <w:rFonts w:ascii="Times New Roman" w:hAnsi="Times New Roman" w:cs="Times New Roman" w:eastAsia="宋体"/>
+                <w:sz w:val="20"/>
+                <w:szCs w:val="20"/>
+              </w:rPr>
+              <w:t>乙二醇与丙三醇的性质</w:t>
+            </w:r>
+          </w:p>
+          <w:p>
+            <w:pPr>
+              <w:spacing w:before="0" w:after="0" w:line="240" w:lineRule="auto"/>
+              <w:jc w:val="center"/>
+            </w:pPr>
+            <w:r>
+              <w:rPr>
+                <w:rFonts w:ascii="Times New Roman" w:hAnsi="Times New Roman" w:cs="Times New Roman" w:eastAsia="宋体"/>
+                <w:sz w:val="20"/>
+                <w:szCs w:val="20"/>
+              </w:rPr>
+              <w:t>邻二醇的氧化断裂</w:t>
+            </w:r>
+          </w:p>
+          <w:p>
+            <w:pPr>
+              <w:spacing w:before="0" w:after="0" w:line="240" w:lineRule="auto"/>
+              <w:jc w:val="center"/>
+            </w:pPr>
+            <w:r>
+              <w:rPr>
+                <w:rFonts w:ascii="Times New Roman" w:hAnsi="Times New Roman" w:cs="Times New Roman" w:eastAsia="宋体"/>
+                <w:sz w:val="20"/>
+                <w:szCs w:val="20"/>
+              </w:rPr>
+              <w:t>频哪醇与频哪醇重排</w:t>
             </w:r>
           </w:p>
         </w:tc>
@@ -23406,6 +24438,49 @@
                 <w:sz w:val="20"/>
                 <w:szCs w:val="20"/>
               </w:rPr>
+              <w:t>酚的结构与p-π共轭</w:t>
+            </w:r>
+          </w:p>
+          <w:p>
+            <w:pPr>
+              <w:spacing w:before="0" w:after="0" w:line="240" w:lineRule="auto"/>
+              <w:jc w:val="center"/>
+            </w:pPr>
+            <w:r>
+              <w:rPr>
+                <w:rFonts w:ascii="Times New Roman" w:hAnsi="Times New Roman" w:cs="Times New Roman" w:eastAsia="宋体"/>
+                <w:sz w:val="20"/>
+                <w:szCs w:val="20"/>
+              </w:rPr>
+              <w:t>酚的命名</w:t>
+            </w:r>
+          </w:p>
+          <w:p>
+            <w:pPr>
+              <w:spacing w:before="0" w:after="0" w:line="240" w:lineRule="auto"/>
+              <w:jc w:val="center"/>
+            </w:pPr>
+            <w:r>
+              <w:rPr>
+                <w:rFonts w:ascii="Times New Roman" w:hAnsi="Times New Roman" w:cs="Times New Roman" w:eastAsia="宋体"/>
+                <w:sz w:val="20"/>
+                <w:szCs w:val="20"/>
+              </w:rPr>
+              <w:t>氢键与物理性质</w:t>
+            </w:r>
+          </w:p>
+          <w:p>
+            <w:pPr>
+              <w:spacing w:before="0" w:after="0" w:line="240" w:lineRule="auto"/>
+              <w:jc w:val="center"/>
+            </w:pPr>
+            <w:r>
+              <w:rPr>
+                <w:rFonts w:ascii="Times New Roman" w:hAnsi="Times New Roman" w:cs="Times New Roman" w:eastAsia="宋体"/>
+                <w:sz w:val="20"/>
+                <w:szCs w:val="20"/>
+              </w:rPr>
+              <w:t>酚的酸性</w:t>
             </w:r>
           </w:p>
         </w:tc>
@@ -23545,6 +24620,49 @@
                 <w:sz w:val="20"/>
                 <w:szCs w:val="20"/>
               </w:rPr>
+              <w:t>二元酚的异构与命名</w:t>
+            </w:r>
+          </w:p>
+          <w:p>
+            <w:pPr>
+              <w:spacing w:before="0" w:after="0" w:line="240" w:lineRule="auto"/>
+              <w:jc w:val="center"/>
+            </w:pPr>
+            <w:r>
+              <w:rPr>
+                <w:rFonts w:ascii="Times New Roman" w:hAnsi="Times New Roman" w:cs="Times New Roman" w:eastAsia="宋体"/>
+                <w:sz w:val="20"/>
+                <w:szCs w:val="20"/>
+              </w:rPr>
+              <w:t>二元酚的氧化还原性</w:t>
+            </w:r>
+          </w:p>
+          <w:p>
+            <w:pPr>
+              <w:spacing w:before="0" w:after="0" w:line="240" w:lineRule="auto"/>
+              <w:jc w:val="center"/>
+            </w:pPr>
+            <w:r>
+              <w:rPr>
+                <w:rFonts w:ascii="Times New Roman" w:hAnsi="Times New Roman" w:cs="Times New Roman" w:eastAsia="宋体"/>
+                <w:sz w:val="20"/>
+                <w:szCs w:val="20"/>
+              </w:rPr>
+              <w:t>多元酚的性质与检验</w:t>
+            </w:r>
+          </w:p>
+          <w:p>
+            <w:pPr>
+              <w:spacing w:before="0" w:after="0" w:line="240" w:lineRule="auto"/>
+              <w:jc w:val="center"/>
+            </w:pPr>
+            <w:r>
+              <w:rPr>
+                <w:rFonts w:ascii="Times New Roman" w:hAnsi="Times New Roman" w:cs="Times New Roman" w:eastAsia="宋体"/>
+                <w:sz w:val="20"/>
+                <w:szCs w:val="20"/>
+              </w:rPr>
+              <w:t>酚的制备</w:t>
             </w:r>
           </w:p>
         </w:tc>
@@ -23614,6 +24732,49 @@
                 <w:sz w:val="20"/>
                 <w:szCs w:val="20"/>
               </w:rPr>
+              <w:t>醚的结构与分类</w:t>
+            </w:r>
+          </w:p>
+          <w:p>
+            <w:pPr>
+              <w:spacing w:before="0" w:after="0" w:line="240" w:lineRule="auto"/>
+              <w:jc w:val="center"/>
+            </w:pPr>
+            <w:r>
+              <w:rPr>
+                <w:rFonts w:ascii="Times New Roman" w:hAnsi="Times New Roman" w:cs="Times New Roman" w:eastAsia="宋体"/>
+                <w:sz w:val="20"/>
+                <w:szCs w:val="20"/>
+              </w:rPr>
+              <w:t>醚的命名（习惯法与系统法）</w:t>
+            </w:r>
+          </w:p>
+          <w:p>
+            <w:pPr>
+              <w:spacing w:before="0" w:after="0" w:line="240" w:lineRule="auto"/>
+              <w:jc w:val="center"/>
+            </w:pPr>
+            <w:r>
+              <w:rPr>
+                <w:rFonts w:ascii="Times New Roman" w:hAnsi="Times New Roman" w:cs="Times New Roman" w:eastAsia="宋体"/>
+                <w:sz w:val="20"/>
+                <w:szCs w:val="20"/>
+              </w:rPr>
+              <w:t>醚的物理性质</w:t>
+            </w:r>
+          </w:p>
+          <w:p>
+            <w:pPr>
+              <w:spacing w:before="0" w:after="0" w:line="240" w:lineRule="auto"/>
+              <w:jc w:val="center"/>
+            </w:pPr>
+            <w:r>
+              <w:rPr>
+                <w:rFonts w:ascii="Times New Roman" w:hAnsi="Times New Roman" w:cs="Times New Roman" w:eastAsia="宋体"/>
+                <w:sz w:val="20"/>
+                <w:szCs w:val="20"/>
+              </w:rPr>
+              <w:t>醚的络合能力</w:t>
             </w:r>
           </w:p>
         </w:tc>
@@ -23865,6 +25026,49 @@
                 <w:sz w:val="20"/>
                 <w:szCs w:val="20"/>
               </w:rPr>
+              <w:t>环醚的分类与命名</w:t>
+            </w:r>
+          </w:p>
+          <w:p>
+            <w:pPr>
+              <w:spacing w:before="0" w:after="0" w:line="240" w:lineRule="auto"/>
+              <w:jc w:val="center"/>
+            </w:pPr>
+            <w:r>
+              <w:rPr>
+                <w:rFonts w:ascii="Times New Roman" w:hAnsi="Times New Roman" w:cs="Times New Roman" w:eastAsia="宋体"/>
+                <w:sz w:val="20"/>
+                <w:szCs w:val="20"/>
+              </w:rPr>
+              <w:t>环氧乙烷的制备</w:t>
+            </w:r>
+          </w:p>
+          <w:p>
+            <w:pPr>
+              <w:spacing w:before="0" w:after="0" w:line="240" w:lineRule="auto"/>
+              <w:jc w:val="center"/>
+            </w:pPr>
+            <w:r>
+              <w:rPr>
+                <w:rFonts w:ascii="Times New Roman" w:hAnsi="Times New Roman" w:cs="Times New Roman" w:eastAsia="宋体"/>
+                <w:sz w:val="20"/>
+                <w:szCs w:val="20"/>
+              </w:rPr>
+              <w:t>环氧乙烷的开环反应（酸性条件与碱性条件）</w:t>
+            </w:r>
+          </w:p>
+          <w:p>
+            <w:pPr>
+              <w:spacing w:before="0" w:after="0" w:line="240" w:lineRule="auto"/>
+              <w:jc w:val="center"/>
+            </w:pPr>
+            <w:r>
+              <w:rPr>
+                <w:rFonts w:ascii="Times New Roman" w:hAnsi="Times New Roman" w:cs="Times New Roman" w:eastAsia="宋体"/>
+                <w:sz w:val="20"/>
+                <w:szCs w:val="20"/>
+              </w:rPr>
+              <w:t>冠醚简介</w:t>
             </w:r>
           </w:p>
         </w:tc>
@@ -23920,6 +25124,49 @@
                 <w:sz w:val="20"/>
                 <w:szCs w:val="20"/>
               </w:rPr>
+              <w:t>硫醇的结构与酸性</w:t>
+            </w:r>
+          </w:p>
+          <w:p>
+            <w:pPr>
+              <w:spacing w:before="0" w:after="0" w:line="240" w:lineRule="auto"/>
+              <w:jc w:val="center"/>
+            </w:pPr>
+            <w:r>
+              <w:rPr>
+                <w:rFonts w:ascii="Times New Roman" w:hAnsi="Times New Roman" w:cs="Times New Roman" w:eastAsia="宋体"/>
+                <w:sz w:val="20"/>
+                <w:szCs w:val="20"/>
+              </w:rPr>
+              <w:t>硫醇的氧化与二硫化物</w:t>
+            </w:r>
+          </w:p>
+          <w:p>
+            <w:pPr>
+              <w:spacing w:before="0" w:after="0" w:line="240" w:lineRule="auto"/>
+              <w:jc w:val="center"/>
+            </w:pPr>
+            <w:r>
+              <w:rPr>
+                <w:rFonts w:ascii="Times New Roman" w:hAnsi="Times New Roman" w:cs="Times New Roman" w:eastAsia="宋体"/>
+                <w:sz w:val="20"/>
+                <w:szCs w:val="20"/>
+              </w:rPr>
+              <w:t>硫醚与锍盐</w:t>
+            </w:r>
+          </w:p>
+          <w:p>
+            <w:pPr>
+              <w:spacing w:before="0" w:after="0" w:line="240" w:lineRule="auto"/>
+              <w:jc w:val="center"/>
+            </w:pPr>
+            <w:r>
+              <w:rPr>
+                <w:rFonts w:ascii="Times New Roman" w:hAnsi="Times New Roman" w:cs="Times New Roman" w:eastAsia="宋体"/>
+                <w:sz w:val="20"/>
+                <w:szCs w:val="20"/>
+              </w:rPr>
+              <w:t>硫醇的制备</w:t>
             </w:r>
           </w:p>
         </w:tc>
@@ -23989,6 +25236,49 @@
                 <w:sz w:val="20"/>
                 <w:szCs w:val="20"/>
               </w:rPr>
+              <w:t>羰基的结构与极化</w:t>
+            </w:r>
+          </w:p>
+          <w:p>
+            <w:pPr>
+              <w:spacing w:before="0" w:after="0" w:line="240" w:lineRule="auto"/>
+              <w:jc w:val="center"/>
+            </w:pPr>
+            <w:r>
+              <w:rPr>
+                <w:rFonts w:ascii="Times New Roman" w:hAnsi="Times New Roman" w:cs="Times New Roman" w:eastAsia="宋体"/>
+                <w:sz w:val="20"/>
+                <w:szCs w:val="20"/>
+              </w:rPr>
+              <w:t>醛酮的分类与命名</w:t>
+            </w:r>
+          </w:p>
+          <w:p>
+            <w:pPr>
+              <w:spacing w:before="0" w:after="0" w:line="240" w:lineRule="auto"/>
+              <w:jc w:val="center"/>
+            </w:pPr>
+            <w:r>
+              <w:rPr>
+                <w:rFonts w:ascii="Times New Roman" w:hAnsi="Times New Roman" w:cs="Times New Roman" w:eastAsia="宋体"/>
+                <w:sz w:val="20"/>
+                <w:szCs w:val="20"/>
+              </w:rPr>
+              <w:t>沸点与溶解度</w:t>
+            </w:r>
+          </w:p>
+          <w:p>
+            <w:pPr>
+              <w:spacing w:before="0" w:after="0" w:line="240" w:lineRule="auto"/>
+              <w:jc w:val="center"/>
+            </w:pPr>
+            <w:r>
+              <w:rPr>
+                <w:rFonts w:ascii="Times New Roman" w:hAnsi="Times New Roman" w:cs="Times New Roman" w:eastAsia="宋体"/>
+                <w:sz w:val="20"/>
+                <w:szCs w:val="20"/>
+              </w:rPr>
+              <w:t>羰基的光谱特征</w:t>
             </w:r>
           </w:p>
         </w:tc>
@@ -24408,6 +25698,49 @@
                 <w:sz w:val="20"/>
                 <w:szCs w:val="20"/>
               </w:rPr>
+              <w:t>催化加氢与金属氢化物还原</w:t>
+            </w:r>
+          </w:p>
+          <w:p>
+            <w:pPr>
+              <w:spacing w:before="0" w:after="0" w:line="240" w:lineRule="auto"/>
+              <w:jc w:val="center"/>
+            </w:pPr>
+            <w:r>
+              <w:rPr>
+                <w:rFonts w:ascii="Times New Roman" w:hAnsi="Times New Roman" w:cs="Times New Roman" w:eastAsia="宋体"/>
+                <w:sz w:val="20"/>
+                <w:szCs w:val="20"/>
+              </w:rPr>
+              <w:t>Clemmensen还原与Wolff-Kishner还原</w:t>
+            </w:r>
+          </w:p>
+          <w:p>
+            <w:pPr>
+              <w:spacing w:before="0" w:after="0" w:line="240" w:lineRule="auto"/>
+              <w:jc w:val="center"/>
+            </w:pPr>
+            <w:r>
+              <w:rPr>
+                <w:rFonts w:ascii="Times New Roman" w:hAnsi="Times New Roman" w:cs="Times New Roman" w:eastAsia="宋体"/>
+                <w:sz w:val="20"/>
+                <w:szCs w:val="20"/>
+              </w:rPr>
+              <w:t>Cannizzaro反应</w:t>
+            </w:r>
+          </w:p>
+          <w:p>
+            <w:pPr>
+              <w:spacing w:before="0" w:after="0" w:line="240" w:lineRule="auto"/>
+              <w:jc w:val="center"/>
+            </w:pPr>
+            <w:r>
+              <w:rPr>
+                <w:rFonts w:ascii="Times New Roman" w:hAnsi="Times New Roman" w:cs="Times New Roman" w:eastAsia="宋体"/>
+                <w:sz w:val="20"/>
+                <w:szCs w:val="20"/>
+              </w:rPr>
+              <w:t>醛的氧化与Baeyer-Villiger氧化</w:t>
             </w:r>
           </w:p>
         </w:tc>
@@ -24547,6 +25880,49 @@
                 <w:sz w:val="20"/>
                 <w:szCs w:val="20"/>
               </w:rPr>
+              <w:t>α,β-不饱和羰基的共轭结构</w:t>
+            </w:r>
+          </w:p>
+          <w:p>
+            <w:pPr>
+              <w:spacing w:before="0" w:after="0" w:line="240" w:lineRule="auto"/>
+              <w:jc w:val="center"/>
+            </w:pPr>
+            <w:r>
+              <w:rPr>
+                <w:rFonts w:ascii="Times New Roman" w:hAnsi="Times New Roman" w:cs="Times New Roman" w:eastAsia="宋体"/>
+                <w:sz w:val="20"/>
+                <w:szCs w:val="20"/>
+              </w:rPr>
+              <w:t>1,2-加成与1,4-加成</w:t>
+            </w:r>
+          </w:p>
+          <w:p>
+            <w:pPr>
+              <w:spacing w:before="0" w:after="0" w:line="240" w:lineRule="auto"/>
+              <w:jc w:val="center"/>
+            </w:pPr>
+            <w:r>
+              <w:rPr>
+                <w:rFonts w:ascii="Times New Roman" w:hAnsi="Times New Roman" w:cs="Times New Roman" w:eastAsia="宋体"/>
+                <w:sz w:val="20"/>
+                <w:szCs w:val="20"/>
+              </w:rPr>
+              <w:t>Michael加成</w:t>
+            </w:r>
+          </w:p>
+          <w:p>
+            <w:pPr>
+              <w:spacing w:before="0" w:after="0" w:line="240" w:lineRule="auto"/>
+              <w:jc w:val="center"/>
+            </w:pPr>
+            <w:r>
+              <w:rPr>
+                <w:rFonts w:ascii="Times New Roman" w:hAnsi="Times New Roman" w:cs="Times New Roman" w:eastAsia="宋体"/>
+                <w:sz w:val="20"/>
+                <w:szCs w:val="20"/>
+              </w:rPr>
+              <w:t>醌的结构与性质</w:t>
             </w:r>
           </w:p>
         </w:tc>
@@ -24616,6 +25992,49 @@
                 <w:sz w:val="20"/>
                 <w:szCs w:val="20"/>
               </w:rPr>
+              <w:t>羧基的结构与共轭</w:t>
+            </w:r>
+          </w:p>
+          <w:p>
+            <w:pPr>
+              <w:spacing w:before="0" w:after="0" w:line="240" w:lineRule="auto"/>
+              <w:jc w:val="center"/>
+            </w:pPr>
+            <w:r>
+              <w:rPr>
+                <w:rFonts w:ascii="Times New Roman" w:hAnsi="Times New Roman" w:cs="Times New Roman" w:eastAsia="宋体"/>
+                <w:sz w:val="20"/>
+                <w:szCs w:val="20"/>
+              </w:rPr>
+              <w:t>羧酸的分类</w:t>
+            </w:r>
+          </w:p>
+          <w:p>
+            <w:pPr>
+              <w:spacing w:before="0" w:after="0" w:line="240" w:lineRule="auto"/>
+              <w:jc w:val="center"/>
+            </w:pPr>
+            <w:r>
+              <w:rPr>
+                <w:rFonts w:ascii="Times New Roman" w:hAnsi="Times New Roman" w:cs="Times New Roman" w:eastAsia="宋体"/>
+                <w:sz w:val="20"/>
+                <w:szCs w:val="20"/>
+              </w:rPr>
+              <w:t>系统命名法</w:t>
+            </w:r>
+          </w:p>
+          <w:p>
+            <w:pPr>
+              <w:spacing w:before="0" w:after="0" w:line="240" w:lineRule="auto"/>
+              <w:jc w:val="center"/>
+            </w:pPr>
+            <w:r>
+              <w:rPr>
+                <w:rFonts w:ascii="Times New Roman" w:hAnsi="Times New Roman" w:cs="Times New Roman" w:eastAsia="宋体"/>
+                <w:sz w:val="20"/>
+                <w:szCs w:val="20"/>
+              </w:rPr>
+              <w:t>常见俗名</w:t>
             </w:r>
           </w:p>
         </w:tc>
@@ -24699,6 +26118,49 @@
                 <w:sz w:val="20"/>
                 <w:szCs w:val="20"/>
               </w:rPr>
+              <w:t>氢键二聚体与沸点</w:t>
+            </w:r>
+          </w:p>
+          <w:p>
+            <w:pPr>
+              <w:spacing w:before="0" w:after="0" w:line="240" w:lineRule="auto"/>
+              <w:jc w:val="center"/>
+            </w:pPr>
+            <w:r>
+              <w:rPr>
+                <w:rFonts w:ascii="Times New Roman" w:hAnsi="Times New Roman" w:cs="Times New Roman" w:eastAsia="宋体"/>
+                <w:sz w:val="20"/>
+                <w:szCs w:val="20"/>
+              </w:rPr>
+              <w:t>熔点与碳链的奇偶效应</w:t>
+            </w:r>
+          </w:p>
+          <w:p>
+            <w:pPr>
+              <w:spacing w:before="0" w:after="0" w:line="240" w:lineRule="auto"/>
+              <w:jc w:val="center"/>
+            </w:pPr>
+            <w:r>
+              <w:rPr>
+                <w:rFonts w:ascii="Times New Roman" w:hAnsi="Times New Roman" w:cs="Times New Roman" w:eastAsia="宋体"/>
+                <w:sz w:val="20"/>
+                <w:szCs w:val="20"/>
+              </w:rPr>
+              <w:t>溶解度</w:t>
+            </w:r>
+          </w:p>
+          <w:p>
+            <w:pPr>
+              <w:spacing w:before="0" w:after="0" w:line="240" w:lineRule="auto"/>
+              <w:jc w:val="center"/>
+            </w:pPr>
+            <w:r>
+              <w:rPr>
+                <w:rFonts w:ascii="Times New Roman" w:hAnsi="Times New Roman" w:cs="Times New Roman" w:eastAsia="宋体"/>
+                <w:sz w:val="20"/>
+                <w:szCs w:val="20"/>
+              </w:rPr>
+              <w:t>气味与状态</w:t>
             </w:r>
           </w:p>
         </w:tc>
@@ -24754,6 +26216,49 @@
                 <w:sz w:val="20"/>
                 <w:szCs w:val="20"/>
               </w:rPr>
+              <w:t>诱导效应对酸性的影响</w:t>
+            </w:r>
+          </w:p>
+          <w:p>
+            <w:pPr>
+              <w:spacing w:before="0" w:after="0" w:line="240" w:lineRule="auto"/>
+              <w:jc w:val="center"/>
+            </w:pPr>
+            <w:r>
+              <w:rPr>
+                <w:rFonts w:ascii="Times New Roman" w:hAnsi="Times New Roman" w:cs="Times New Roman" w:eastAsia="宋体"/>
+                <w:sz w:val="20"/>
+                <w:szCs w:val="20"/>
+              </w:rPr>
+              <w:t>取代基位置与酸性的关系</w:t>
+            </w:r>
+          </w:p>
+          <w:p>
+            <w:pPr>
+              <w:spacing w:before="0" w:after="0" w:line="240" w:lineRule="auto"/>
+              <w:jc w:val="center"/>
+            </w:pPr>
+            <w:r>
+              <w:rPr>
+                <w:rFonts w:ascii="Times New Roman" w:hAnsi="Times New Roman" w:cs="Times New Roman" w:eastAsia="宋体"/>
+                <w:sz w:val="20"/>
+                <w:szCs w:val="20"/>
+              </w:rPr>
+              <w:t>电离常数与pKa</w:t>
+            </w:r>
+          </w:p>
+          <w:p>
+            <w:pPr>
+              <w:spacing w:before="0" w:after="0" w:line="240" w:lineRule="auto"/>
+              <w:jc w:val="center"/>
+            </w:pPr>
+            <w:r>
+              <w:rPr>
+                <w:rFonts w:ascii="Times New Roman" w:hAnsi="Times New Roman" w:cs="Times New Roman" w:eastAsia="宋体"/>
+                <w:sz w:val="20"/>
+                <w:szCs w:val="20"/>
+              </w:rPr>
+              <w:t>与酚、醇酸性的比较</w:t>
             </w:r>
           </w:p>
         </w:tc>
@@ -25075,6 +26580,49 @@
                 <w:sz w:val="20"/>
                 <w:szCs w:val="20"/>
               </w:rPr>
+              <w:t>二元羧酸的分类与命名</w:t>
+            </w:r>
+          </w:p>
+          <w:p>
+            <w:pPr>
+              <w:spacing w:before="0" w:after="0" w:line="240" w:lineRule="auto"/>
+              <w:jc w:val="center"/>
+            </w:pPr>
+            <w:r>
+              <w:rPr>
+                <w:rFonts w:ascii="Times New Roman" w:hAnsi="Times New Roman" w:cs="Times New Roman" w:eastAsia="宋体"/>
+                <w:sz w:val="20"/>
+                <w:szCs w:val="20"/>
+              </w:rPr>
+              <w:t>受热分解规律（脱水与脱羧）</w:t>
+            </w:r>
+          </w:p>
+          <w:p>
+            <w:pPr>
+              <w:spacing w:before="0" w:after="0" w:line="240" w:lineRule="auto"/>
+              <w:jc w:val="center"/>
+            </w:pPr>
+            <w:r>
+              <w:rPr>
+                <w:rFonts w:ascii="Times New Roman" w:hAnsi="Times New Roman" w:cs="Times New Roman" w:eastAsia="宋体"/>
+                <w:sz w:val="20"/>
+                <w:szCs w:val="20"/>
+              </w:rPr>
+              <w:t>常见二元羧酸的制备</w:t>
+            </w:r>
+          </w:p>
+          <w:p>
+            <w:pPr>
+              <w:spacing w:before="0" w:after="0" w:line="240" w:lineRule="auto"/>
+              <w:jc w:val="center"/>
+            </w:pPr>
+            <w:r>
+              <w:rPr>
+                <w:rFonts w:ascii="Times New Roman" w:hAnsi="Times New Roman" w:cs="Times New Roman" w:eastAsia="宋体"/>
+                <w:sz w:val="20"/>
+                <w:szCs w:val="20"/>
+              </w:rPr>
+              <w:t>酸性的比较</w:t>
             </w:r>
           </w:p>
         </w:tc>
@@ -25144,6 +26692,49 @@
                 <w:sz w:val="20"/>
                 <w:szCs w:val="20"/>
               </w:rPr>
+              <w:t>酰基与离去基团</w:t>
+            </w:r>
+          </w:p>
+          <w:p>
+            <w:pPr>
+              <w:spacing w:before="0" w:after="0" w:line="240" w:lineRule="auto"/>
+              <w:jc w:val="center"/>
+            </w:pPr>
+            <w:r>
+              <w:rPr>
+                <w:rFonts w:ascii="Times New Roman" w:hAnsi="Times New Roman" w:cs="Times New Roman" w:eastAsia="宋体"/>
+                <w:sz w:val="20"/>
+                <w:szCs w:val="20"/>
+              </w:rPr>
+              <w:t>羧酸衍生物的分类</w:t>
+            </w:r>
+          </w:p>
+          <w:p>
+            <w:pPr>
+              <w:spacing w:before="0" w:after="0" w:line="240" w:lineRule="auto"/>
+              <w:jc w:val="center"/>
+            </w:pPr>
+            <w:r>
+              <w:rPr>
+                <w:rFonts w:ascii="Times New Roman" w:hAnsi="Times New Roman" w:cs="Times New Roman" w:eastAsia="宋体"/>
+                <w:sz w:val="20"/>
+                <w:szCs w:val="20"/>
+              </w:rPr>
+              <w:t>酰卤、酸酐、酯、酰胺的命名</w:t>
+            </w:r>
+          </w:p>
+          <w:p>
+            <w:pPr>
+              <w:spacing w:before="0" w:after="0" w:line="240" w:lineRule="auto"/>
+              <w:jc w:val="center"/>
+            </w:pPr>
+            <w:r>
+              <w:rPr>
+                <w:rFonts w:ascii="Times New Roman" w:hAnsi="Times New Roman" w:cs="Times New Roman" w:eastAsia="宋体"/>
+                <w:sz w:val="20"/>
+                <w:szCs w:val="20"/>
+              </w:rPr>
+              <w:t>结构与反应性的关系</w:t>
             </w:r>
           </w:p>
         </w:tc>
@@ -25227,6 +26818,49 @@
                 <w:sz w:val="20"/>
                 <w:szCs w:val="20"/>
               </w:rPr>
+              <w:t>沸点与氢键</w:t>
+            </w:r>
+          </w:p>
+          <w:p>
+            <w:pPr>
+              <w:spacing w:before="0" w:after="0" w:line="240" w:lineRule="auto"/>
+              <w:jc w:val="center"/>
+            </w:pPr>
+            <w:r>
+              <w:rPr>
+                <w:rFonts w:ascii="Times New Roman" w:hAnsi="Times New Roman" w:cs="Times New Roman" w:eastAsia="宋体"/>
+                <w:sz w:val="20"/>
+                <w:szCs w:val="20"/>
+              </w:rPr>
+              <w:t>熔点规律</w:t>
+            </w:r>
+          </w:p>
+          <w:p>
+            <w:pPr>
+              <w:spacing w:before="0" w:after="0" w:line="240" w:lineRule="auto"/>
+              <w:jc w:val="center"/>
+            </w:pPr>
+            <w:r>
+              <w:rPr>
+                <w:rFonts w:ascii="Times New Roman" w:hAnsi="Times New Roman" w:cs="Times New Roman" w:eastAsia="宋体"/>
+                <w:sz w:val="20"/>
+                <w:szCs w:val="20"/>
+              </w:rPr>
+              <w:t>溶解性</w:t>
+            </w:r>
+          </w:p>
+          <w:p>
+            <w:pPr>
+              <w:spacing w:before="0" w:after="0" w:line="240" w:lineRule="auto"/>
+              <w:jc w:val="center"/>
+            </w:pPr>
+            <w:r>
+              <w:rPr>
+                <w:rFonts w:ascii="Times New Roman" w:hAnsi="Times New Roman" w:cs="Times New Roman" w:eastAsia="宋体"/>
+                <w:sz w:val="20"/>
+                <w:szCs w:val="20"/>
+              </w:rPr>
+              <w:t>光谱特征</w:t>
             </w:r>
           </w:p>
         </w:tc>
@@ -25576,6 +27210,49 @@
                 <w:sz w:val="20"/>
                 <w:szCs w:val="20"/>
               </w:rPr>
+              <w:t>酮式—烯醇式互变异构</w:t>
+            </w:r>
+          </w:p>
+          <w:p>
+            <w:pPr>
+              <w:spacing w:before="0" w:after="0" w:line="240" w:lineRule="auto"/>
+              <w:jc w:val="center"/>
+            </w:pPr>
+            <w:r>
+              <w:rPr>
+                <w:rFonts w:ascii="Times New Roman" w:hAnsi="Times New Roman" w:cs="Times New Roman" w:eastAsia="宋体"/>
+                <w:sz w:val="20"/>
+                <w:szCs w:val="20"/>
+              </w:rPr>
+              <w:t>乙酰乙酸乙酯的酮式分解与酸式分解</w:t>
+            </w:r>
+          </w:p>
+          <w:p>
+            <w:pPr>
+              <w:spacing w:before="0" w:after="0" w:line="240" w:lineRule="auto"/>
+              <w:jc w:val="center"/>
+            </w:pPr>
+            <w:r>
+              <w:rPr>
+                <w:rFonts w:ascii="Times New Roman" w:hAnsi="Times New Roman" w:cs="Times New Roman" w:eastAsia="宋体"/>
+                <w:sz w:val="20"/>
+                <w:szCs w:val="20"/>
+              </w:rPr>
+              <w:t>丙二酸二乙酯的合成应用</w:t>
+            </w:r>
+          </w:p>
+          <w:p>
+            <w:pPr>
+              <w:spacing w:before="0" w:after="0" w:line="240" w:lineRule="auto"/>
+              <w:jc w:val="center"/>
+            </w:pPr>
+            <w:r>
+              <w:rPr>
+                <w:rFonts w:ascii="Times New Roman" w:hAnsi="Times New Roman" w:cs="Times New Roman" w:eastAsia="宋体"/>
+                <w:sz w:val="20"/>
+                <w:szCs w:val="20"/>
+              </w:rPr>
+              <w:t>Michael加成与环合</w:t>
             </w:r>
           </w:p>
         </w:tc>
@@ -25645,6 +27322,49 @@
                 <w:sz w:val="20"/>
                 <w:szCs w:val="20"/>
               </w:rPr>
+              <w:t>胺的分类与结构</w:t>
+            </w:r>
+          </w:p>
+          <w:p>
+            <w:pPr>
+              <w:spacing w:before="0" w:after="0" w:line="240" w:lineRule="auto"/>
+              <w:jc w:val="center"/>
+            </w:pPr>
+            <w:r>
+              <w:rPr>
+                <w:rFonts w:ascii="Times New Roman" w:hAnsi="Times New Roman" w:cs="Times New Roman" w:eastAsia="宋体"/>
+                <w:sz w:val="20"/>
+                <w:szCs w:val="20"/>
+              </w:rPr>
+              <w:t>氮原子的杂化与构型翻转</w:t>
+            </w:r>
+          </w:p>
+          <w:p>
+            <w:pPr>
+              <w:spacing w:before="0" w:after="0" w:line="240" w:lineRule="auto"/>
+              <w:jc w:val="center"/>
+            </w:pPr>
+            <w:r>
+              <w:rPr>
+                <w:rFonts w:ascii="Times New Roman" w:hAnsi="Times New Roman" w:cs="Times New Roman" w:eastAsia="宋体"/>
+                <w:sz w:val="20"/>
+                <w:szCs w:val="20"/>
+              </w:rPr>
+              <w:t>系统命名法</w:t>
+            </w:r>
+          </w:p>
+          <w:p>
+            <w:pPr>
+              <w:spacing w:before="0" w:after="0" w:line="240" w:lineRule="auto"/>
+              <w:jc w:val="center"/>
+            </w:pPr>
+            <w:r>
+              <w:rPr>
+                <w:rFonts w:ascii="Times New Roman" w:hAnsi="Times New Roman" w:cs="Times New Roman" w:eastAsia="宋体"/>
+                <w:sz w:val="20"/>
+                <w:szCs w:val="20"/>
+              </w:rPr>
+              <w:t>季铵盐与季铵碱的命名</w:t>
             </w:r>
           </w:p>
         </w:tc>
@@ -25756,6 +27476,49 @@
                 <w:sz w:val="20"/>
                 <w:szCs w:val="20"/>
               </w:rPr>
+              <w:t>沸点与氢键</w:t>
+            </w:r>
+          </w:p>
+          <w:p>
+            <w:pPr>
+              <w:spacing w:before="0" w:after="0" w:line="240" w:lineRule="auto"/>
+              <w:jc w:val="center"/>
+            </w:pPr>
+            <w:r>
+              <w:rPr>
+                <w:rFonts w:ascii="Times New Roman" w:hAnsi="Times New Roman" w:cs="Times New Roman" w:eastAsia="宋体"/>
+                <w:sz w:val="20"/>
+                <w:szCs w:val="20"/>
+              </w:rPr>
+              <w:t>水溶性与碳链的关系</w:t>
+            </w:r>
+          </w:p>
+          <w:p>
+            <w:pPr>
+              <w:spacing w:before="0" w:after="0" w:line="240" w:lineRule="auto"/>
+              <w:jc w:val="center"/>
+            </w:pPr>
+            <w:r>
+              <w:rPr>
+                <w:rFonts w:ascii="Times New Roman" w:hAnsi="Times New Roman" w:cs="Times New Roman" w:eastAsia="宋体"/>
+                <w:sz w:val="20"/>
+                <w:szCs w:val="20"/>
+              </w:rPr>
+              <w:t>气味与毒性</w:t>
+            </w:r>
+          </w:p>
+          <w:p>
+            <w:pPr>
+              <w:spacing w:before="0" w:after="0" w:line="240" w:lineRule="auto"/>
+              <w:jc w:val="center"/>
+            </w:pPr>
+            <w:r>
+              <w:rPr>
+                <w:rFonts w:ascii="Times New Roman" w:hAnsi="Times New Roman" w:cs="Times New Roman" w:eastAsia="宋体"/>
+                <w:sz w:val="20"/>
+                <w:szCs w:val="20"/>
+              </w:rPr>
+              <w:t>溶解度的规律</w:t>
             </w:r>
           </w:p>
         </w:tc>
@@ -26119,6 +27882,49 @@
                 <w:sz w:val="20"/>
                 <w:szCs w:val="20"/>
               </w:rPr>
+              <w:t>重氮盐的生成与结构</w:t>
+            </w:r>
+          </w:p>
+          <w:p>
+            <w:pPr>
+              <w:spacing w:before="0" w:after="0" w:line="240" w:lineRule="auto"/>
+              <w:jc w:val="center"/>
+            </w:pPr>
+            <w:r>
+              <w:rPr>
+                <w:rFonts w:ascii="Times New Roman" w:hAnsi="Times New Roman" w:cs="Times New Roman" w:eastAsia="宋体"/>
+                <w:sz w:val="20"/>
+                <w:szCs w:val="20"/>
+              </w:rPr>
+              <w:t>Sandmeyer反应与Gattermann反应</w:t>
+            </w:r>
+          </w:p>
+          <w:p>
+            <w:pPr>
+              <w:spacing w:before="0" w:after="0" w:line="240" w:lineRule="auto"/>
+              <w:jc w:val="center"/>
+            </w:pPr>
+            <w:r>
+              <w:rPr>
+                <w:rFonts w:ascii="Times New Roman" w:hAnsi="Times New Roman" w:cs="Times New Roman" w:eastAsia="宋体"/>
+                <w:sz w:val="20"/>
+                <w:szCs w:val="20"/>
+              </w:rPr>
+              <w:t>重氮盐的水解与偶联</w:t>
+            </w:r>
+          </w:p>
+          <w:p>
+            <w:pPr>
+              <w:spacing w:before="0" w:after="0" w:line="240" w:lineRule="auto"/>
+              <w:jc w:val="center"/>
+            </w:pPr>
+            <w:r>
+              <w:rPr>
+                <w:rFonts w:ascii="Times New Roman" w:hAnsi="Times New Roman" w:cs="Times New Roman" w:eastAsia="宋体"/>
+                <w:sz w:val="20"/>
+                <w:szCs w:val="20"/>
+              </w:rPr>
+              <w:t>重氮盐在合成中的应用</w:t>
             </w:r>
           </w:p>
         </w:tc>
@@ -26412,6 +28218,49 @@
                 <w:sz w:val="20"/>
                 <w:szCs w:val="20"/>
               </w:rPr>
+              <w:t>嘧啶的电子结构与芳香性</w:t>
+            </w:r>
+          </w:p>
+          <w:p>
+            <w:pPr>
+              <w:spacing w:before="0" w:after="0" w:line="240" w:lineRule="auto"/>
+              <w:jc w:val="center"/>
+            </w:pPr>
+            <w:r>
+              <w:rPr>
+                <w:rFonts w:ascii="Times New Roman" w:hAnsi="Times New Roman" w:cs="Times New Roman" w:eastAsia="宋体"/>
+                <w:sz w:val="20"/>
+                <w:szCs w:val="20"/>
+              </w:rPr>
+              <w:t>亲电取代与亲核取代</w:t>
+            </w:r>
+          </w:p>
+          <w:p>
+            <w:pPr>
+              <w:spacing w:before="0" w:after="0" w:line="240" w:lineRule="auto"/>
+              <w:jc w:val="center"/>
+            </w:pPr>
+            <w:r>
+              <w:rPr>
+                <w:rFonts w:ascii="Times New Roman" w:hAnsi="Times New Roman" w:cs="Times New Roman" w:eastAsia="宋体"/>
+                <w:sz w:val="20"/>
+                <w:szCs w:val="20"/>
+              </w:rPr>
+              <w:t>嘧啶的碱性与氢键能力</w:t>
+            </w:r>
+          </w:p>
+          <w:p>
+            <w:pPr>
+              <w:spacing w:before="0" w:after="0" w:line="240" w:lineRule="auto"/>
+              <w:jc w:val="center"/>
+            </w:pPr>
+            <w:r>
+              <w:rPr>
+                <w:rFonts w:ascii="Times New Roman" w:hAnsi="Times New Roman" w:cs="Times New Roman" w:eastAsia="宋体"/>
+                <w:sz w:val="20"/>
+                <w:szCs w:val="20"/>
+              </w:rPr>
+              <w:t>嘧啶环的合成</w:t>
             </w:r>
           </w:p>
         </w:tc>
@@ -26565,6 +28414,49 @@
                 <w:sz w:val="20"/>
                 <w:szCs w:val="20"/>
               </w:rPr>
+              <w:t>吲哚的电子结构与芳香性</w:t>
+            </w:r>
+          </w:p>
+          <w:p>
+            <w:pPr>
+              <w:spacing w:before="0" w:after="0" w:line="240" w:lineRule="auto"/>
+              <w:jc w:val="center"/>
+            </w:pPr>
+            <w:r>
+              <w:rPr>
+                <w:rFonts w:ascii="Times New Roman" w:hAnsi="Times New Roman" w:cs="Times New Roman" w:eastAsia="宋体"/>
+                <w:sz w:val="20"/>
+                <w:szCs w:val="20"/>
+              </w:rPr>
+              <w:t>3-位的亲电取代活性</w:t>
+            </w:r>
+          </w:p>
+          <w:p>
+            <w:pPr>
+              <w:spacing w:before="0" w:after="0" w:line="240" w:lineRule="auto"/>
+              <w:jc w:val="center"/>
+            </w:pPr>
+            <w:r>
+              <w:rPr>
+                <w:rFonts w:ascii="Times New Roman" w:hAnsi="Times New Roman" w:cs="Times New Roman" w:eastAsia="宋体"/>
+                <w:sz w:val="20"/>
+                <w:szCs w:val="20"/>
+              </w:rPr>
+              <w:t>Fischer吲哚合成</w:t>
+            </w:r>
+          </w:p>
+          <w:p>
+            <w:pPr>
+              <w:spacing w:before="0" w:after="0" w:line="240" w:lineRule="auto"/>
+              <w:jc w:val="center"/>
+            </w:pPr>
+            <w:r>
+              <w:rPr>
+                <w:rFonts w:ascii="Times New Roman" w:hAnsi="Times New Roman" w:cs="Times New Roman" w:eastAsia="宋体"/>
+                <w:sz w:val="20"/>
+                <w:szCs w:val="20"/>
+              </w:rPr>
+              <w:t>吲哚的还原与氧化</w:t>
             </w:r>
           </w:p>
         </w:tc>
@@ -26620,6 +28512,49 @@
                 <w:sz w:val="20"/>
                 <w:szCs w:val="20"/>
               </w:rPr>
+              <w:t>咪唑的结构与互变异构</w:t>
+            </w:r>
+          </w:p>
+          <w:p>
+            <w:pPr>
+              <w:spacing w:before="0" w:after="0" w:line="240" w:lineRule="auto"/>
+              <w:jc w:val="center"/>
+            </w:pPr>
+            <w:r>
+              <w:rPr>
+                <w:rFonts w:ascii="Times New Roman" w:hAnsi="Times New Roman" w:cs="Times New Roman" w:eastAsia="宋体"/>
+                <w:sz w:val="20"/>
+                <w:szCs w:val="20"/>
+              </w:rPr>
+              <w:t>咪唑的酸碱性</w:t>
+            </w:r>
+          </w:p>
+          <w:p>
+            <w:pPr>
+              <w:spacing w:before="0" w:after="0" w:line="240" w:lineRule="auto"/>
+              <w:jc w:val="center"/>
+            </w:pPr>
+            <w:r>
+              <w:rPr>
+                <w:rFonts w:ascii="Times New Roman" w:hAnsi="Times New Roman" w:cs="Times New Roman" w:eastAsia="宋体"/>
+                <w:sz w:val="20"/>
+                <w:szCs w:val="20"/>
+              </w:rPr>
+              <w:t>嘌呤的双环结构</w:t>
+            </w:r>
+          </w:p>
+          <w:p>
+            <w:pPr>
+              <w:spacing w:before="0" w:after="0" w:line="240" w:lineRule="auto"/>
+              <w:jc w:val="center"/>
+            </w:pPr>
+            <w:r>
+              <w:rPr>
+                <w:rFonts w:ascii="Times New Roman" w:hAnsi="Times New Roman" w:cs="Times New Roman" w:eastAsia="宋体"/>
+                <w:sz w:val="20"/>
+                <w:szCs w:val="20"/>
+              </w:rPr>
+              <w:t>嘌呤的羟基与氨基衍生物</w:t>
             </w:r>
           </w:p>
         </w:tc>

--- a/备课思路/未央化学竞赛课程计划（初二至高二）.docx
+++ b/备课思路/未央化学竞赛课程计划（初二至高二）.docx
@@ -2647,7 +2647,7 @@
                 <w:sz w:val="20"/>
                 <w:szCs w:val="20"/>
               </w:rPr>
-              <w:t>无机化学第五版第5章 原子结构</w:t>
+              <w:t>无机化学第五版第5章 原子结构、第23章 镧系元素和锕系元素</w:t>
             </w:r>
           </w:p>
         </w:tc>
@@ -2893,6 +2893,118 @@
                 <w:szCs w:val="20"/>
               </w:rPr>
               <w:t>屏蔽效应与钻穿效应</w:t>
+            </w:r>
+          </w:p>
+        </w:tc>
+        <w:tc>
+          <w:tcPr>
+            <w:tcW w:type="dxa" w:w="2076"/>
+            <w:vMerge/>
+          </w:tcPr>
+          <w:p/>
+        </w:tc>
+      </w:tr>
+      <w:tr>
+        <w:tc>
+          <w:tcPr>
+            <w:tcW w:type="dxa" w:w="2076"/>
+            <w:vMerge/>
+          </w:tcPr>
+          <w:p/>
+        </w:tc>
+        <w:tc>
+          <w:tcPr>
+            <w:tcW w:type="dxa" w:w="1750"/>
+            <w:vAlign w:val="center"/>
+          </w:tcPr>
+          <w:p>
+            <w:pPr>
+              <w:spacing w:before="0" w:after="0" w:line="240" w:lineRule="auto"/>
+              <w:jc w:val="center"/>
+            </w:pPr>
+            <w:r>
+              <w:rPr>
+                <w:rFonts w:ascii="Times New Roman" w:hAnsi="Times New Roman" w:cs="Times New Roman" w:eastAsia="宋体"/>
+                <w:sz w:val="20"/>
+                <w:szCs w:val="20"/>
+              </w:rPr>
+              <w:t>核化学简介</w:t>
+            </w:r>
+          </w:p>
+        </w:tc>
+        <w:tc>
+          <w:tcPr>
+            <w:tcW w:type="dxa" w:w="2550"/>
+            <w:vAlign w:val="center"/>
+          </w:tcPr>
+          <w:p>
+            <w:pPr>
+              <w:spacing w:before="0" w:after="0" w:line="240" w:lineRule="auto"/>
+              <w:jc w:val="center"/>
+            </w:pPr>
+            <w:r>
+              <w:rPr>
+                <w:rFonts w:ascii="Times New Roman" w:hAnsi="Times New Roman" w:cs="Times New Roman" w:eastAsia="宋体"/>
+                <w:sz w:val="20"/>
+                <w:szCs w:val="20"/>
+              </w:rPr>
+              <w:t>放射性衰变和放射系</w:t>
+            </w:r>
+          </w:p>
+          <w:p>
+            <w:pPr>
+              <w:spacing w:before="0" w:after="0" w:line="240" w:lineRule="auto"/>
+              <w:jc w:val="center"/>
+            </w:pPr>
+            <w:r>
+              <w:rPr>
+                <w:rFonts w:ascii="Times New Roman" w:hAnsi="Times New Roman" w:cs="Times New Roman" w:eastAsia="宋体"/>
+                <w:sz w:val="20"/>
+                <w:szCs w:val="20"/>
+              </w:rPr>
+              <w:t>放射性衰变定律与半衰期</w:t>
+            </w:r>
+          </w:p>
+          <w:p>
+            <w:pPr>
+              <w:spacing w:before="0" w:after="0" w:line="240" w:lineRule="auto"/>
+              <w:jc w:val="center"/>
+            </w:pPr>
+            <w:r>
+              <w:rPr>
+                <w:rFonts w:ascii="Times New Roman" w:hAnsi="Times New Roman" w:cs="Times New Roman" w:eastAsia="宋体"/>
+                <w:sz w:val="20"/>
+                <w:szCs w:val="20"/>
+              </w:rPr>
+              <w:t>放射性活度</w:t>
+            </w:r>
+          </w:p>
+          <w:p>
+            <w:pPr>
+              <w:spacing w:before="0" w:after="0" w:line="240" w:lineRule="auto"/>
+              <w:jc w:val="center"/>
+            </w:pPr>
+            <w:r>
+              <w:rPr>
+                <w:rFonts w:ascii="Times New Roman" w:hAnsi="Times New Roman" w:cs="Times New Roman" w:eastAsia="宋体"/>
+                <w:sz w:val="20"/>
+                <w:szCs w:val="20"/>
+              </w:rPr>
+              <w:t>核结合能</w:t>
+            </w:r>
+          </w:p>
+          <w:p>
+            <w:pPr>
+              <w:spacing w:before="0" w:after="0" w:line="240" w:lineRule="auto"/>
+              <w:jc w:val="center"/>
+            </w:pPr>
+            <w:r>
+              <w:rPr>
+                <w:rFonts w:ascii="Times New Roman" w:hAnsi="Times New Roman" w:cs="Times New Roman" w:eastAsia="宋体"/>
+                <w:sz w:val="20"/>
+                <w:szCs w:val="20"/>
+              </w:rPr>
+              <w:t>核裂变与核聚变</w:t>
             </w:r>
           </w:p>
         </w:tc>

--- a/备课思路/未央化学竞赛课程计划（初二至高二）.docx
+++ b/备课思路/未央化学竞赛课程计划（初二至高二）.docx
@@ -32162,6 +32162,1804 @@
             <w:vMerge/>
           </w:tcPr>
           <w:p/>
+        </w:tc>
+      </w:tr>
+    </w:tbl>
+    <w:p>
+      <w:pPr>
+        <w:spacing w:before="0" w:after="0" w:line="240" w:lineRule="auto"/>
+      </w:pPr>
+      <w:r>
+        <w:rPr>
+          <w:rFonts w:ascii="Times New Roman" w:hAnsi="Times New Roman" w:cs="Times New Roman" w:eastAsia="宋体"/>
+          <w:sz w:val="20"/>
+          <w:szCs w:val="20"/>
+        </w:rPr>
+        <w:t>三、复习课与习题课规划</w:t>
+      </w:r>
+    </w:p>
+    <w:tbl>
+      <w:tblPr>
+        <w:tblLook w:firstColumn="1" w:firstRow="1" w:lastColumn="0" w:lastRow="0" w:noHBand="0" w:noVBand="1" w:val="04A0"/>
+        <w:tblW w:w="8391" w:type="dxa"/>
+        <w:jc w:val="center"/>
+        <w:tblLayout w:type="fixed"/>
+        <w:tblBorders>
+          <w:top w:val="single" w:sz="4" w:space="0" w:color="auto"/>
+          <w:left w:val="single" w:sz="4" w:space="0" w:color="auto"/>
+          <w:bottom w:val="single" w:sz="4" w:space="0" w:color="auto"/>
+          <w:right w:val="single" w:sz="4" w:space="0" w:color="auto"/>
+          <w:insideH w:val="single" w:sz="4" w:space="0" w:color="auto"/>
+          <w:insideV w:val="single" w:sz="4" w:space="0" w:color="auto"/>
+        </w:tblBorders>
+      </w:tblPr>
+      <w:tblGrid>
+        <w:gridCol w:w="1450"/>
+        <w:gridCol w:w="1750"/>
+        <w:gridCol w:w="2550"/>
+        <w:gridCol w:w="2641"/>
+      </w:tblGrid>
+      <w:tr>
+        <w:tc>
+          <w:tcPr>
+            <w:tcW w:type="dxa" w:w="1450"/>
+            <w:vMerge w:val="restart"/>
+            <w:vAlign w:val="center"/>
+          </w:tcPr>
+          <w:p>
+            <w:pPr>
+              <w:spacing w:before="0" w:after="0" w:line="240" w:lineRule="auto"/>
+              <w:jc w:val="center"/>
+            </w:pPr>
+            <w:r>
+              <w:rPr>
+                <w:rFonts w:ascii="Times New Roman" w:hAnsi="Times New Roman" w:cs="Times New Roman" w:eastAsia="宋体"/>
+                <w:sz w:val="20"/>
+                <w:szCs w:val="20"/>
+              </w:rPr>
+              <w:t>第一轮化学原理</w:t>
+            </w:r>
+          </w:p>
+        </w:tc>
+        <w:tc>
+          <w:tcPr>
+            <w:tcW w:type="dxa" w:w="1750"/>
+            <w:vAlign w:val="center"/>
+          </w:tcPr>
+          <w:p>
+            <w:pPr>
+              <w:spacing w:before="0" w:after="0" w:line="240" w:lineRule="auto"/>
+              <w:jc w:val="center"/>
+            </w:pPr>
+            <w:r>
+              <w:rPr>
+                <w:rFonts w:ascii="Times New Roman" w:hAnsi="Times New Roman" w:cs="Times New Roman" w:eastAsia="宋体"/>
+                <w:sz w:val="20"/>
+                <w:szCs w:val="20"/>
+              </w:rPr>
+              <w:t>复习课</w:t>
+            </w:r>
+          </w:p>
+        </w:tc>
+        <w:tc>
+          <w:tcPr>
+            <w:tcW w:type="dxa" w:w="2550"/>
+            <w:vAlign w:val="center"/>
+          </w:tcPr>
+          <w:p>
+            <w:pPr>
+              <w:spacing w:before="0" w:after="0" w:line="240" w:lineRule="auto"/>
+              <w:jc w:val="center"/>
+            </w:pPr>
+            <w:r>
+              <w:rPr>
+                <w:rFonts w:ascii="Times New Roman" w:hAnsi="Times New Roman" w:cs="Times New Roman" w:eastAsia="宋体"/>
+                <w:sz w:val="20"/>
+                <w:szCs w:val="20"/>
+              </w:rPr>
+              <w:t>热力学—动力学—平衡—酸碱—电化学的统一判断网络</w:t>
+            </w:r>
+          </w:p>
+          <w:p>
+            <w:pPr>
+              <w:spacing w:before="0" w:after="0" w:line="240" w:lineRule="auto"/>
+              <w:jc w:val="center"/>
+            </w:pPr>
+            <w:r>
+              <w:rPr>
+                <w:rFonts w:ascii="Times New Roman" w:hAnsi="Times New Roman" w:cs="Times New Roman" w:eastAsia="宋体"/>
+                <w:sz w:val="20"/>
+                <w:szCs w:val="20"/>
+              </w:rPr>
+              <w:t>变量关系图与模型适用条件</w:t>
+            </w:r>
+          </w:p>
+          <w:p>
+            <w:pPr>
+              <w:spacing w:before="0" w:after="0" w:line="240" w:lineRule="auto"/>
+              <w:jc w:val="center"/>
+            </w:pPr>
+            <w:r>
+              <w:rPr>
+                <w:rFonts w:ascii="Times New Roman" w:hAnsi="Times New Roman" w:cs="Times New Roman" w:eastAsia="宋体"/>
+                <w:sz w:val="20"/>
+                <w:szCs w:val="20"/>
+              </w:rPr>
+              <w:t>Q/K 与 ΔG 的桥接</w:t>
+            </w:r>
+          </w:p>
+        </w:tc>
+        <w:tc>
+          <w:tcPr>
+            <w:tcW w:type="dxa" w:w="2641"/>
+            <w:vMerge w:val="restart"/>
+            <w:vAlign w:val="center"/>
+          </w:tcPr>
+          <w:p>
+            <w:pPr>
+              <w:spacing w:before="0" w:after="0" w:line="240" w:lineRule="auto"/>
+              <w:jc w:val="center"/>
+            </w:pPr>
+            <w:r>
+              <w:rPr>
+                <w:rFonts w:ascii="Times New Roman" w:hAnsi="Times New Roman" w:cs="Times New Roman" w:eastAsia="宋体"/>
+                <w:sz w:val="20"/>
+                <w:szCs w:val="20"/>
+              </w:rPr>
+              <w:t>六大新课大章节总表 §5.3</w:t>
+            </w:r>
+          </w:p>
+          <w:p>
+            <w:pPr>
+              <w:spacing w:before="0" w:after="0" w:line="240" w:lineRule="auto"/>
+              <w:jc w:val="center"/>
+            </w:pPr>
+            <w:r>
+              <w:rPr>
+                <w:rFonts w:ascii="Times New Roman" w:hAnsi="Times New Roman" w:cs="Times New Roman" w:eastAsia="宋体"/>
+                <w:sz w:val="20"/>
+                <w:szCs w:val="20"/>
+              </w:rPr>
+              <w:t>04-课件/复习课/第一轮化学原理复习</w:t>
+            </w:r>
+          </w:p>
+          <w:p>
+            <w:pPr>
+              <w:spacing w:before="0" w:after="0" w:line="240" w:lineRule="auto"/>
+              <w:jc w:val="center"/>
+            </w:pPr>
+            <w:r>
+              <w:rPr>
+                <w:rFonts w:ascii="Times New Roman" w:hAnsi="Times New Roman" w:cs="Times New Roman" w:eastAsia="宋体"/>
+                <w:sz w:val="20"/>
+                <w:szCs w:val="20"/>
+              </w:rPr>
+              <w:t>04-课件/习题课/第一轮化学原理习题课</w:t>
+            </w:r>
+          </w:p>
+        </w:tc>
+      </w:tr>
+      <w:tr>
+        <w:tc>
+          <w:tcPr>
+            <w:tcW w:type="dxa" w:w="2076"/>
+            <w:vMerge/>
+          </w:tcPr>
+          <w:p/>
+        </w:tc>
+        <w:tc>
+          <w:tcPr>
+            <w:tcW w:type="dxa" w:w="1750"/>
+            <w:vAlign w:val="center"/>
+          </w:tcPr>
+          <w:p>
+            <w:pPr>
+              <w:spacing w:before="0" w:after="0" w:line="240" w:lineRule="auto"/>
+              <w:jc w:val="center"/>
+            </w:pPr>
+            <w:r>
+              <w:rPr>
+                <w:rFonts w:ascii="Times New Roman" w:hAnsi="Times New Roman" w:cs="Times New Roman" w:eastAsia="宋体"/>
+                <w:sz w:val="20"/>
+                <w:szCs w:val="20"/>
+              </w:rPr>
+              <w:t>习题课</w:t>
+            </w:r>
+          </w:p>
+        </w:tc>
+        <w:tc>
+          <w:tcPr>
+            <w:tcW w:type="dxa" w:w="2550"/>
+            <w:vAlign w:val="center"/>
+          </w:tcPr>
+          <w:p>
+            <w:pPr>
+              <w:spacing w:before="0" w:after="0" w:line="240" w:lineRule="auto"/>
+              <w:jc w:val="center"/>
+            </w:pPr>
+            <w:r>
+              <w:rPr>
+                <w:rFonts w:ascii="Times New Roman" w:hAnsi="Times New Roman" w:cs="Times New Roman" w:eastAsia="宋体"/>
+                <w:sz w:val="20"/>
+                <w:szCs w:val="20"/>
+              </w:rPr>
+              <w:t>条件判断与多模型联立</w:t>
+            </w:r>
+          </w:p>
+          <w:p>
+            <w:pPr>
+              <w:spacing w:before="0" w:after="0" w:line="240" w:lineRule="auto"/>
+              <w:jc w:val="center"/>
+            </w:pPr>
+            <w:r>
+              <w:rPr>
+                <w:rFonts w:ascii="Times New Roman" w:hAnsi="Times New Roman" w:cs="Times New Roman" w:eastAsia="宋体"/>
+                <w:sz w:val="20"/>
+                <w:szCs w:val="20"/>
+              </w:rPr>
+              <w:t>平衡与酸碱联立</w:t>
+            </w:r>
+          </w:p>
+          <w:p>
+            <w:pPr>
+              <w:spacing w:before="0" w:after="0" w:line="240" w:lineRule="auto"/>
+              <w:jc w:val="center"/>
+            </w:pPr>
+            <w:r>
+              <w:rPr>
+                <w:rFonts w:ascii="Times New Roman" w:hAnsi="Times New Roman" w:cs="Times New Roman" w:eastAsia="宋体"/>
+                <w:sz w:val="20"/>
+                <w:szCs w:val="20"/>
+              </w:rPr>
+              <w:t>电化学与热力学联立</w:t>
+            </w:r>
+          </w:p>
+          <w:p>
+            <w:pPr>
+              <w:spacing w:before="0" w:after="0" w:line="240" w:lineRule="auto"/>
+              <w:jc w:val="center"/>
+            </w:pPr>
+            <w:r>
+              <w:rPr>
+                <w:rFonts w:ascii="Times New Roman" w:hAnsi="Times New Roman" w:cs="Times New Roman" w:eastAsia="宋体"/>
+                <w:sz w:val="20"/>
+                <w:szCs w:val="20"/>
+              </w:rPr>
+              <w:t>相图与溶液综合题</w:t>
+            </w:r>
+          </w:p>
+        </w:tc>
+        <w:tc>
+          <w:tcPr>
+            <w:tcW w:type="dxa" w:w="2076"/>
+            <w:vMerge/>
+          </w:tcPr>
+          <w:p/>
+        </w:tc>
+      </w:tr>
+      <w:tr>
+        <w:tc>
+          <w:tcPr>
+            <w:tcW w:type="dxa" w:w="1450"/>
+            <w:vMerge w:val="restart"/>
+            <w:vAlign w:val="center"/>
+          </w:tcPr>
+          <w:p>
+            <w:pPr>
+              <w:spacing w:before="0" w:after="0" w:line="240" w:lineRule="auto"/>
+              <w:jc w:val="center"/>
+            </w:pPr>
+            <w:r>
+              <w:rPr>
+                <w:rFonts w:ascii="Times New Roman" w:hAnsi="Times New Roman" w:cs="Times New Roman" w:eastAsia="宋体"/>
+                <w:sz w:val="20"/>
+                <w:szCs w:val="20"/>
+              </w:rPr>
+              <w:t>第一轮结构化学初步</w:t>
+            </w:r>
+          </w:p>
+        </w:tc>
+        <w:tc>
+          <w:tcPr>
+            <w:tcW w:type="dxa" w:w="1750"/>
+            <w:vAlign w:val="center"/>
+          </w:tcPr>
+          <w:p>
+            <w:pPr>
+              <w:spacing w:before="0" w:after="0" w:line="240" w:lineRule="auto"/>
+              <w:jc w:val="center"/>
+            </w:pPr>
+            <w:r>
+              <w:rPr>
+                <w:rFonts w:ascii="Times New Roman" w:hAnsi="Times New Roman" w:cs="Times New Roman" w:eastAsia="宋体"/>
+                <w:sz w:val="20"/>
+                <w:szCs w:val="20"/>
+              </w:rPr>
+              <w:t>复习课</w:t>
+            </w:r>
+          </w:p>
+        </w:tc>
+        <w:tc>
+          <w:tcPr>
+            <w:tcW w:type="dxa" w:w="2550"/>
+            <w:vAlign w:val="center"/>
+          </w:tcPr>
+          <w:p>
+            <w:pPr>
+              <w:spacing w:before="0" w:after="0" w:line="240" w:lineRule="auto"/>
+              <w:jc w:val="center"/>
+            </w:pPr>
+            <w:r>
+              <w:rPr>
+                <w:rFonts w:ascii="Times New Roman" w:hAnsi="Times New Roman" w:cs="Times New Roman" w:eastAsia="宋体"/>
+                <w:sz w:val="20"/>
+                <w:szCs w:val="20"/>
+              </w:rPr>
+              <w:t>原子—分子—晶体—配位的统一结构语言</w:t>
+            </w:r>
+          </w:p>
+          <w:p>
+            <w:pPr>
+              <w:spacing w:before="0" w:after="0" w:line="240" w:lineRule="auto"/>
+              <w:jc w:val="center"/>
+            </w:pPr>
+            <w:r>
+              <w:rPr>
+                <w:rFonts w:ascii="Times New Roman" w:hAnsi="Times New Roman" w:cs="Times New Roman" w:eastAsia="宋体"/>
+                <w:sz w:val="20"/>
+                <w:szCs w:val="20"/>
+              </w:rPr>
+              <w:t>总网络图串联电子排布、几何构型、晶体与配位场</w:t>
+            </w:r>
+          </w:p>
+        </w:tc>
+        <w:tc>
+          <w:tcPr>
+            <w:tcW w:type="dxa" w:w="2641"/>
+            <w:vMerge w:val="restart"/>
+            <w:vAlign w:val="center"/>
+          </w:tcPr>
+          <w:p>
+            <w:pPr>
+              <w:spacing w:before="0" w:after="0" w:line="240" w:lineRule="auto"/>
+              <w:jc w:val="center"/>
+            </w:pPr>
+            <w:r>
+              <w:rPr>
+                <w:rFonts w:ascii="Times New Roman" w:hAnsi="Times New Roman" w:cs="Times New Roman" w:eastAsia="宋体"/>
+                <w:sz w:val="20"/>
+                <w:szCs w:val="20"/>
+              </w:rPr>
+              <w:t>六大新课大章节总表 §6.3</w:t>
+            </w:r>
+          </w:p>
+          <w:p>
+            <w:pPr>
+              <w:spacing w:before="0" w:after="0" w:line="240" w:lineRule="auto"/>
+              <w:jc w:val="center"/>
+            </w:pPr>
+            <w:r>
+              <w:rPr>
+                <w:rFonts w:ascii="Times New Roman" w:hAnsi="Times New Roman" w:cs="Times New Roman" w:eastAsia="宋体"/>
+                <w:sz w:val="20"/>
+                <w:szCs w:val="20"/>
+              </w:rPr>
+              <w:t>04-课件/复习课/第一轮结构化学初步复习-v2</w:t>
+            </w:r>
+          </w:p>
+          <w:p>
+            <w:pPr>
+              <w:spacing w:before="0" w:after="0" w:line="240" w:lineRule="auto"/>
+              <w:jc w:val="center"/>
+            </w:pPr>
+            <w:r>
+              <w:rPr>
+                <w:rFonts w:ascii="Times New Roman" w:hAnsi="Times New Roman" w:cs="Times New Roman" w:eastAsia="宋体"/>
+                <w:sz w:val="20"/>
+                <w:szCs w:val="20"/>
+              </w:rPr>
+              <w:t>04-课件/习题课/第一轮结构化学习题课</w:t>
+            </w:r>
+          </w:p>
+        </w:tc>
+      </w:tr>
+      <w:tr>
+        <w:tc>
+          <w:tcPr>
+            <w:tcW w:type="dxa" w:w="2076"/>
+            <w:vMerge/>
+          </w:tcPr>
+          <w:p/>
+        </w:tc>
+        <w:tc>
+          <w:tcPr>
+            <w:tcW w:type="dxa" w:w="1750"/>
+            <w:vAlign w:val="center"/>
+          </w:tcPr>
+          <w:p>
+            <w:pPr>
+              <w:spacing w:before="0" w:after="0" w:line="240" w:lineRule="auto"/>
+              <w:jc w:val="center"/>
+            </w:pPr>
+            <w:r>
+              <w:rPr>
+                <w:rFonts w:ascii="Times New Roman" w:hAnsi="Times New Roman" w:cs="Times New Roman" w:eastAsia="宋体"/>
+                <w:sz w:val="20"/>
+                <w:szCs w:val="20"/>
+              </w:rPr>
+              <w:t>习题课</w:t>
+            </w:r>
+          </w:p>
+        </w:tc>
+        <w:tc>
+          <w:tcPr>
+            <w:tcW w:type="dxa" w:w="2550"/>
+            <w:vAlign w:val="center"/>
+          </w:tcPr>
+          <w:p>
+            <w:pPr>
+              <w:spacing w:before="0" w:after="0" w:line="240" w:lineRule="auto"/>
+              <w:jc w:val="center"/>
+            </w:pPr>
+            <w:r>
+              <w:rPr>
+                <w:rFonts w:ascii="Times New Roman" w:hAnsi="Times New Roman" w:cs="Times New Roman" w:eastAsia="宋体"/>
+                <w:sz w:val="20"/>
+                <w:szCs w:val="20"/>
+              </w:rPr>
+              <w:t>结构推断与图形判读</w:t>
+            </w:r>
+          </w:p>
+          <w:p>
+            <w:pPr>
+              <w:spacing w:before="0" w:after="0" w:line="240" w:lineRule="auto"/>
+              <w:jc w:val="center"/>
+            </w:pPr>
+            <w:r>
+              <w:rPr>
+                <w:rFonts w:ascii="Times New Roman" w:hAnsi="Times New Roman" w:cs="Times New Roman" w:eastAsia="宋体"/>
+                <w:sz w:val="20"/>
+                <w:szCs w:val="20"/>
+              </w:rPr>
+              <w:t>分子轨道、磁性与 VSEPR</w:t>
+            </w:r>
+          </w:p>
+          <w:p>
+            <w:pPr>
+              <w:spacing w:before="0" w:after="0" w:line="240" w:lineRule="auto"/>
+              <w:jc w:val="center"/>
+            </w:pPr>
+            <w:r>
+              <w:rPr>
+                <w:rFonts w:ascii="Times New Roman" w:hAnsi="Times New Roman" w:cs="Times New Roman" w:eastAsia="宋体"/>
+                <w:sz w:val="20"/>
+                <w:szCs w:val="20"/>
+              </w:rPr>
+              <w:t>晶胞计数与 CFSE</w:t>
+            </w:r>
+          </w:p>
+          <w:p>
+            <w:pPr>
+              <w:spacing w:before="0" w:after="0" w:line="240" w:lineRule="auto"/>
+              <w:jc w:val="center"/>
+            </w:pPr>
+            <w:r>
+              <w:rPr>
+                <w:rFonts w:ascii="Times New Roman" w:hAnsi="Times New Roman" w:cs="Times New Roman" w:eastAsia="宋体"/>
+                <w:sz w:val="20"/>
+                <w:szCs w:val="20"/>
+              </w:rPr>
+              <w:t>异构综合题</w:t>
+            </w:r>
+          </w:p>
+        </w:tc>
+        <w:tc>
+          <w:tcPr>
+            <w:tcW w:type="dxa" w:w="2076"/>
+            <w:vMerge/>
+          </w:tcPr>
+          <w:p/>
+        </w:tc>
+      </w:tr>
+      <w:tr>
+        <w:tc>
+          <w:tcPr>
+            <w:tcW w:type="dxa" w:w="1450"/>
+            <w:vMerge w:val="restart"/>
+            <w:vAlign w:val="center"/>
+          </w:tcPr>
+          <w:p>
+            <w:pPr>
+              <w:spacing w:before="0" w:after="0" w:line="240" w:lineRule="auto"/>
+              <w:jc w:val="center"/>
+            </w:pPr>
+            <w:r>
+              <w:rPr>
+                <w:rFonts w:ascii="Times New Roman" w:hAnsi="Times New Roman" w:cs="Times New Roman" w:eastAsia="宋体"/>
+                <w:sz w:val="20"/>
+                <w:szCs w:val="20"/>
+              </w:rPr>
+              <w:t>第二轮元素化学</w:t>
+            </w:r>
+          </w:p>
+        </w:tc>
+        <w:tc>
+          <w:tcPr>
+            <w:tcW w:type="dxa" w:w="1750"/>
+            <w:vAlign w:val="center"/>
+          </w:tcPr>
+          <w:p>
+            <w:pPr>
+              <w:spacing w:before="0" w:after="0" w:line="240" w:lineRule="auto"/>
+              <w:jc w:val="center"/>
+            </w:pPr>
+            <w:r>
+              <w:rPr>
+                <w:rFonts w:ascii="Times New Roman" w:hAnsi="Times New Roman" w:cs="Times New Roman" w:eastAsia="宋体"/>
+                <w:sz w:val="20"/>
+                <w:szCs w:val="20"/>
+              </w:rPr>
+              <w:t>复习课</w:t>
+            </w:r>
+          </w:p>
+        </w:tc>
+        <w:tc>
+          <w:tcPr>
+            <w:tcW w:type="dxa" w:w="2550"/>
+            <w:vAlign w:val="center"/>
+          </w:tcPr>
+          <w:p>
+            <w:pPr>
+              <w:spacing w:before="0" w:after="0" w:line="240" w:lineRule="auto"/>
+              <w:jc w:val="center"/>
+            </w:pPr>
+            <w:r>
+              <w:rPr>
+                <w:rFonts w:ascii="Times New Roman" w:hAnsi="Times New Roman" w:cs="Times New Roman" w:eastAsia="宋体"/>
+                <w:sz w:val="20"/>
+                <w:szCs w:val="20"/>
+              </w:rPr>
+              <w:t>结构—价态—信号—反应的总复盘</w:t>
+            </w:r>
+          </w:p>
+          <w:p>
+            <w:pPr>
+              <w:spacing w:before="0" w:after="0" w:line="240" w:lineRule="auto"/>
+              <w:jc w:val="center"/>
+            </w:pPr>
+            <w:r>
+              <w:rPr>
+                <w:rFonts w:ascii="Times New Roman" w:hAnsi="Times New Roman" w:cs="Times New Roman" w:eastAsia="宋体"/>
+                <w:sz w:val="20"/>
+                <w:szCs w:val="20"/>
+              </w:rPr>
+              <w:t>主族与过渡的对比主线</w:t>
+            </w:r>
+          </w:p>
+          <w:p>
+            <w:pPr>
+              <w:spacing w:before="0" w:after="0" w:line="240" w:lineRule="auto"/>
+              <w:jc w:val="center"/>
+            </w:pPr>
+            <w:r>
+              <w:rPr>
+                <w:rFonts w:ascii="Times New Roman" w:hAnsi="Times New Roman" w:cs="Times New Roman" w:eastAsia="宋体"/>
+                <w:sz w:val="20"/>
+                <w:szCs w:val="20"/>
+              </w:rPr>
+              <w:t>氧化还原主线与配位、沉淀信号</w:t>
+            </w:r>
+          </w:p>
+        </w:tc>
+        <w:tc>
+          <w:tcPr>
+            <w:tcW w:type="dxa" w:w="2641"/>
+            <w:vMerge w:val="restart"/>
+            <w:vAlign w:val="center"/>
+          </w:tcPr>
+          <w:p>
+            <w:pPr>
+              <w:spacing w:before="0" w:after="0" w:line="240" w:lineRule="auto"/>
+              <w:jc w:val="center"/>
+            </w:pPr>
+            <w:r>
+              <w:rPr>
+                <w:rFonts w:ascii="Times New Roman" w:hAnsi="Times New Roman" w:cs="Times New Roman" w:eastAsia="宋体"/>
+                <w:sz w:val="20"/>
+                <w:szCs w:val="20"/>
+              </w:rPr>
+              <w:t>六大新课大章节总表 §7.3</w:t>
+            </w:r>
+          </w:p>
+          <w:p>
+            <w:pPr>
+              <w:spacing w:before="0" w:after="0" w:line="240" w:lineRule="auto"/>
+              <w:jc w:val="center"/>
+            </w:pPr>
+            <w:r>
+              <w:rPr>
+                <w:rFonts w:ascii="Times New Roman" w:hAnsi="Times New Roman" w:cs="Times New Roman" w:eastAsia="宋体"/>
+                <w:sz w:val="20"/>
+                <w:szCs w:val="20"/>
+              </w:rPr>
+              <w:t>04-课件/复习课/第二轮元素化学复习</w:t>
+            </w:r>
+          </w:p>
+          <w:p>
+            <w:pPr>
+              <w:spacing w:before="0" w:after="0" w:line="240" w:lineRule="auto"/>
+              <w:jc w:val="center"/>
+            </w:pPr>
+            <w:r>
+              <w:rPr>
+                <w:rFonts w:ascii="Times New Roman" w:hAnsi="Times New Roman" w:cs="Times New Roman" w:eastAsia="宋体"/>
+                <w:sz w:val="20"/>
+                <w:szCs w:val="20"/>
+              </w:rPr>
+              <w:t>04-课件/习题课/第二轮元素化学习题课</w:t>
+            </w:r>
+          </w:p>
+        </w:tc>
+      </w:tr>
+      <w:tr>
+        <w:tc>
+          <w:tcPr>
+            <w:tcW w:type="dxa" w:w="2076"/>
+            <w:vMerge/>
+          </w:tcPr>
+          <w:p/>
+        </w:tc>
+        <w:tc>
+          <w:tcPr>
+            <w:tcW w:type="dxa" w:w="1750"/>
+            <w:vAlign w:val="center"/>
+          </w:tcPr>
+          <w:p>
+            <w:pPr>
+              <w:spacing w:before="0" w:after="0" w:line="240" w:lineRule="auto"/>
+              <w:jc w:val="center"/>
+            </w:pPr>
+            <w:r>
+              <w:rPr>
+                <w:rFonts w:ascii="Times New Roman" w:hAnsi="Times New Roman" w:cs="Times New Roman" w:eastAsia="宋体"/>
+                <w:sz w:val="20"/>
+                <w:szCs w:val="20"/>
+              </w:rPr>
+              <w:t>习题课</w:t>
+            </w:r>
+          </w:p>
+        </w:tc>
+        <w:tc>
+          <w:tcPr>
+            <w:tcW w:type="dxa" w:w="2550"/>
+            <w:vAlign w:val="center"/>
+          </w:tcPr>
+          <w:p>
+            <w:pPr>
+              <w:spacing w:before="0" w:after="0" w:line="240" w:lineRule="auto"/>
+              <w:jc w:val="center"/>
+            </w:pPr>
+            <w:r>
+              <w:rPr>
+                <w:rFonts w:ascii="Times New Roman" w:hAnsi="Times New Roman" w:cs="Times New Roman" w:eastAsia="宋体"/>
+                <w:sz w:val="20"/>
+                <w:szCs w:val="20"/>
+              </w:rPr>
+              <w:t>元素推断与方程式书写</w:t>
+            </w:r>
+          </w:p>
+          <w:p>
+            <w:pPr>
+              <w:spacing w:before="0" w:after="0" w:line="240" w:lineRule="auto"/>
+              <w:jc w:val="center"/>
+            </w:pPr>
+            <w:r>
+              <w:rPr>
+                <w:rFonts w:ascii="Times New Roman" w:hAnsi="Times New Roman" w:cs="Times New Roman" w:eastAsia="宋体"/>
+                <w:sz w:val="20"/>
+                <w:szCs w:val="20"/>
+              </w:rPr>
+              <w:t>陌生情境与实验现象</w:t>
+            </w:r>
+          </w:p>
+          <w:p>
+            <w:pPr>
+              <w:spacing w:before="0" w:after="0" w:line="240" w:lineRule="auto"/>
+              <w:jc w:val="center"/>
+            </w:pPr>
+            <w:r>
+              <w:rPr>
+                <w:rFonts w:ascii="Times New Roman" w:hAnsi="Times New Roman" w:cs="Times New Roman" w:eastAsia="宋体"/>
+                <w:sz w:val="20"/>
+                <w:szCs w:val="20"/>
+              </w:rPr>
+              <w:t>元素链式推断题</w:t>
+            </w:r>
+          </w:p>
+        </w:tc>
+        <w:tc>
+          <w:tcPr>
+            <w:tcW w:type="dxa" w:w="2076"/>
+            <w:vMerge/>
+          </w:tcPr>
+          <w:p/>
+        </w:tc>
+      </w:tr>
+      <w:tr>
+        <w:tc>
+          <w:tcPr>
+            <w:tcW w:type="dxa" w:w="1450"/>
+            <w:vMerge w:val="restart"/>
+            <w:vAlign w:val="center"/>
+          </w:tcPr>
+          <w:p>
+            <w:pPr>
+              <w:spacing w:before="0" w:after="0" w:line="240" w:lineRule="auto"/>
+              <w:jc w:val="center"/>
+            </w:pPr>
+            <w:r>
+              <w:rPr>
+                <w:rFonts w:ascii="Times New Roman" w:hAnsi="Times New Roman" w:cs="Times New Roman" w:eastAsia="宋体"/>
+                <w:sz w:val="20"/>
+                <w:szCs w:val="20"/>
+              </w:rPr>
+              <w:t>第二轮分析化学</w:t>
+            </w:r>
+          </w:p>
+        </w:tc>
+        <w:tc>
+          <w:tcPr>
+            <w:tcW w:type="dxa" w:w="1750"/>
+            <w:vAlign w:val="center"/>
+          </w:tcPr>
+          <w:p>
+            <w:pPr>
+              <w:spacing w:before="0" w:after="0" w:line="240" w:lineRule="auto"/>
+              <w:jc w:val="center"/>
+            </w:pPr>
+            <w:r>
+              <w:rPr>
+                <w:rFonts w:ascii="Times New Roman" w:hAnsi="Times New Roman" w:cs="Times New Roman" w:eastAsia="宋体"/>
+                <w:sz w:val="20"/>
+                <w:szCs w:val="20"/>
+              </w:rPr>
+              <w:t>复习课</w:t>
+            </w:r>
+          </w:p>
+        </w:tc>
+        <w:tc>
+          <w:tcPr>
+            <w:tcW w:type="dxa" w:w="2550"/>
+            <w:vAlign w:val="center"/>
+          </w:tcPr>
+          <w:p>
+            <w:pPr>
+              <w:spacing w:before="0" w:after="0" w:line="240" w:lineRule="auto"/>
+              <w:jc w:val="center"/>
+            </w:pPr>
+            <w:r>
+              <w:rPr>
+                <w:rFonts w:ascii="Times New Roman" w:hAnsi="Times New Roman" w:cs="Times New Roman" w:eastAsia="宋体"/>
+                <w:sz w:val="20"/>
+                <w:szCs w:val="20"/>
+              </w:rPr>
+              <w:t>四大滴定、误差与光度分析的共同测量逻辑</w:t>
+            </w:r>
+          </w:p>
+          <w:p>
+            <w:pPr>
+              <w:spacing w:before="0" w:after="0" w:line="240" w:lineRule="auto"/>
+              <w:jc w:val="center"/>
+            </w:pPr>
+            <w:r>
+              <w:rPr>
+                <w:rFonts w:ascii="Times New Roman" w:hAnsi="Times New Roman" w:cs="Times New Roman" w:eastAsia="宋体"/>
+                <w:sz w:val="20"/>
+                <w:szCs w:val="20"/>
+              </w:rPr>
+              <w:t>终点、突跃与条件常数</w:t>
+            </w:r>
+          </w:p>
+          <w:p>
+            <w:pPr>
+              <w:spacing w:before="0" w:after="0" w:line="240" w:lineRule="auto"/>
+              <w:jc w:val="center"/>
+            </w:pPr>
+            <w:r>
+              <w:rPr>
+                <w:rFonts w:ascii="Times New Roman" w:hAnsi="Times New Roman" w:cs="Times New Roman" w:eastAsia="宋体"/>
+                <w:sz w:val="20"/>
+                <w:szCs w:val="20"/>
+              </w:rPr>
+              <w:t>标准曲线总对比</w:t>
+            </w:r>
+          </w:p>
+        </w:tc>
+        <w:tc>
+          <w:tcPr>
+            <w:tcW w:type="dxa" w:w="2641"/>
+            <w:vMerge w:val="restart"/>
+            <w:vAlign w:val="center"/>
+          </w:tcPr>
+          <w:p>
+            <w:pPr>
+              <w:spacing w:before="0" w:after="0" w:line="240" w:lineRule="auto"/>
+              <w:jc w:val="center"/>
+            </w:pPr>
+            <w:r>
+              <w:rPr>
+                <w:rFonts w:ascii="Times New Roman" w:hAnsi="Times New Roman" w:cs="Times New Roman" w:eastAsia="宋体"/>
+                <w:sz w:val="20"/>
+                <w:szCs w:val="20"/>
+              </w:rPr>
+              <w:t>六大新课大章节总表 §8.3</w:t>
+            </w:r>
+          </w:p>
+          <w:p>
+            <w:pPr>
+              <w:spacing w:before="0" w:after="0" w:line="240" w:lineRule="auto"/>
+              <w:jc w:val="center"/>
+            </w:pPr>
+            <w:r>
+              <w:rPr>
+                <w:rFonts w:ascii="Times New Roman" w:hAnsi="Times New Roman" w:cs="Times New Roman" w:eastAsia="宋体"/>
+                <w:sz w:val="20"/>
+                <w:szCs w:val="20"/>
+              </w:rPr>
+              <w:t>04-课件/复习课/第二轮分析化学复习</w:t>
+            </w:r>
+          </w:p>
+          <w:p>
+            <w:pPr>
+              <w:spacing w:before="0" w:after="0" w:line="240" w:lineRule="auto"/>
+              <w:jc w:val="center"/>
+            </w:pPr>
+            <w:r>
+              <w:rPr>
+                <w:rFonts w:ascii="Times New Roman" w:hAnsi="Times New Roman" w:cs="Times New Roman" w:eastAsia="宋体"/>
+                <w:sz w:val="20"/>
+                <w:szCs w:val="20"/>
+              </w:rPr>
+              <w:t>04-课件/习题课/第二轮分析化学习题课</w:t>
+            </w:r>
+          </w:p>
+        </w:tc>
+      </w:tr>
+      <w:tr>
+        <w:tc>
+          <w:tcPr>
+            <w:tcW w:type="dxa" w:w="2076"/>
+            <w:vMerge/>
+          </w:tcPr>
+          <w:p/>
+        </w:tc>
+        <w:tc>
+          <w:tcPr>
+            <w:tcW w:type="dxa" w:w="1750"/>
+            <w:vAlign w:val="center"/>
+          </w:tcPr>
+          <w:p>
+            <w:pPr>
+              <w:spacing w:before="0" w:after="0" w:line="240" w:lineRule="auto"/>
+              <w:jc w:val="center"/>
+            </w:pPr>
+            <w:r>
+              <w:rPr>
+                <w:rFonts w:ascii="Times New Roman" w:hAnsi="Times New Roman" w:cs="Times New Roman" w:eastAsia="宋体"/>
+                <w:sz w:val="20"/>
+                <w:szCs w:val="20"/>
+              </w:rPr>
+              <w:t>习题课</w:t>
+            </w:r>
+          </w:p>
+        </w:tc>
+        <w:tc>
+          <w:tcPr>
+            <w:tcW w:type="dxa" w:w="2550"/>
+            <w:vAlign w:val="center"/>
+          </w:tcPr>
+          <w:p>
+            <w:pPr>
+              <w:spacing w:before="0" w:after="0" w:line="240" w:lineRule="auto"/>
+              <w:jc w:val="center"/>
+            </w:pPr>
+            <w:r>
+              <w:rPr>
+                <w:rFonts w:ascii="Times New Roman" w:hAnsi="Times New Roman" w:cs="Times New Roman" w:eastAsia="宋体"/>
+                <w:sz w:val="20"/>
+                <w:szCs w:val="20"/>
+              </w:rPr>
+              <w:t>计算准确度与条件判断</w:t>
+            </w:r>
+          </w:p>
+          <w:p>
+            <w:pPr>
+              <w:spacing w:before="0" w:after="0" w:line="240" w:lineRule="auto"/>
+              <w:jc w:val="center"/>
+            </w:pPr>
+            <w:r>
+              <w:rPr>
+                <w:rFonts w:ascii="Times New Roman" w:hAnsi="Times New Roman" w:cs="Times New Roman" w:eastAsia="宋体"/>
+                <w:sz w:val="20"/>
+                <w:szCs w:val="20"/>
+              </w:rPr>
+              <w:t>滴定综合与误差判别</w:t>
+            </w:r>
+          </w:p>
+          <w:p>
+            <w:pPr>
+              <w:spacing w:before="0" w:after="0" w:line="240" w:lineRule="auto"/>
+              <w:jc w:val="center"/>
+            </w:pPr>
+            <w:r>
+              <w:rPr>
+                <w:rFonts w:ascii="Times New Roman" w:hAnsi="Times New Roman" w:cs="Times New Roman" w:eastAsia="宋体"/>
+                <w:sz w:val="20"/>
+                <w:szCs w:val="20"/>
+              </w:rPr>
+              <w:t>Lambert-Beer 计算与曲线判读</w:t>
+            </w:r>
+          </w:p>
+        </w:tc>
+        <w:tc>
+          <w:tcPr>
+            <w:tcW w:type="dxa" w:w="2076"/>
+            <w:vMerge/>
+          </w:tcPr>
+          <w:p/>
+        </w:tc>
+      </w:tr>
+      <w:tr>
+        <w:tc>
+          <w:tcPr>
+            <w:tcW w:type="dxa" w:w="1450"/>
+            <w:vMerge w:val="restart"/>
+            <w:vAlign w:val="center"/>
+          </w:tcPr>
+          <w:p>
+            <w:pPr>
+              <w:spacing w:before="0" w:after="0" w:line="240" w:lineRule="auto"/>
+              <w:jc w:val="center"/>
+            </w:pPr>
+            <w:r>
+              <w:rPr>
+                <w:rFonts w:ascii="Times New Roman" w:hAnsi="Times New Roman" w:cs="Times New Roman" w:eastAsia="宋体"/>
+                <w:sz w:val="20"/>
+                <w:szCs w:val="20"/>
+              </w:rPr>
+              <w:t>第三轮有机化学</w:t>
+            </w:r>
+          </w:p>
+        </w:tc>
+        <w:tc>
+          <w:tcPr>
+            <w:tcW w:type="dxa" w:w="1750"/>
+            <w:vAlign w:val="center"/>
+          </w:tcPr>
+          <w:p>
+            <w:pPr>
+              <w:spacing w:before="0" w:after="0" w:line="240" w:lineRule="auto"/>
+              <w:jc w:val="center"/>
+            </w:pPr>
+            <w:r>
+              <w:rPr>
+                <w:rFonts w:ascii="Times New Roman" w:hAnsi="Times New Roman" w:cs="Times New Roman" w:eastAsia="宋体"/>
+                <w:sz w:val="20"/>
+                <w:szCs w:val="20"/>
+              </w:rPr>
+              <w:t>复习课</w:t>
+            </w:r>
+          </w:p>
+        </w:tc>
+        <w:tc>
+          <w:tcPr>
+            <w:tcW w:type="dxa" w:w="2550"/>
+            <w:vAlign w:val="center"/>
+          </w:tcPr>
+          <w:p>
+            <w:pPr>
+              <w:spacing w:before="0" w:after="0" w:line="240" w:lineRule="auto"/>
+              <w:jc w:val="center"/>
+            </w:pPr>
+            <w:r>
+              <w:rPr>
+                <w:rFonts w:ascii="Times New Roman" w:hAnsi="Times New Roman" w:cs="Times New Roman" w:eastAsia="宋体"/>
+                <w:sz w:val="20"/>
+                <w:szCs w:val="20"/>
+              </w:rPr>
+              <w:t>机理、中间体、选择性与反应族的方法图谱</w:t>
+            </w:r>
+          </w:p>
+          <w:p>
+            <w:pPr>
+              <w:spacing w:before="0" w:after="0" w:line="240" w:lineRule="auto"/>
+              <w:jc w:val="center"/>
+            </w:pPr>
+            <w:r>
+              <w:rPr>
+                <w:rFonts w:ascii="Times New Roman" w:hAnsi="Times New Roman" w:cs="Times New Roman" w:eastAsia="宋体"/>
+                <w:sz w:val="20"/>
+                <w:szCs w:val="20"/>
+              </w:rPr>
+              <w:t>电子流与区域选择性</w:t>
+            </w:r>
+          </w:p>
+          <w:p>
+            <w:pPr>
+              <w:spacing w:before="0" w:after="0" w:line="240" w:lineRule="auto"/>
+              <w:jc w:val="center"/>
+            </w:pPr>
+            <w:r>
+              <w:rPr>
+                <w:rFonts w:ascii="Times New Roman" w:hAnsi="Times New Roman" w:cs="Times New Roman" w:eastAsia="宋体"/>
+                <w:sz w:val="20"/>
+                <w:szCs w:val="20"/>
+              </w:rPr>
+              <w:t>立体选择性与反应族归类</w:t>
+            </w:r>
+          </w:p>
+        </w:tc>
+        <w:tc>
+          <w:tcPr>
+            <w:tcW w:type="dxa" w:w="2641"/>
+            <w:vMerge w:val="restart"/>
+            <w:vAlign w:val="center"/>
+          </w:tcPr>
+          <w:p>
+            <w:pPr>
+              <w:spacing w:before="0" w:after="0" w:line="240" w:lineRule="auto"/>
+              <w:jc w:val="center"/>
+            </w:pPr>
+            <w:r>
+              <w:rPr>
+                <w:rFonts w:ascii="Times New Roman" w:hAnsi="Times New Roman" w:cs="Times New Roman" w:eastAsia="宋体"/>
+                <w:sz w:val="20"/>
+                <w:szCs w:val="20"/>
+              </w:rPr>
+              <w:t>六大新课大章节总表 §9.4</w:t>
+            </w:r>
+          </w:p>
+          <w:p>
+            <w:pPr>
+              <w:spacing w:before="0" w:after="0" w:line="240" w:lineRule="auto"/>
+              <w:jc w:val="center"/>
+            </w:pPr>
+            <w:r>
+              <w:rPr>
+                <w:rFonts w:ascii="Times New Roman" w:hAnsi="Times New Roman" w:cs="Times New Roman" w:eastAsia="宋体"/>
+                <w:sz w:val="20"/>
+                <w:szCs w:val="20"/>
+              </w:rPr>
+              <w:t>04-课件/复习课/第三轮有机化学复习</w:t>
+            </w:r>
+          </w:p>
+          <w:p>
+            <w:pPr>
+              <w:spacing w:before="0" w:after="0" w:line="240" w:lineRule="auto"/>
+              <w:jc w:val="center"/>
+            </w:pPr>
+            <w:r>
+              <w:rPr>
+                <w:rFonts w:ascii="Times New Roman" w:hAnsi="Times New Roman" w:cs="Times New Roman" w:eastAsia="宋体"/>
+                <w:sz w:val="20"/>
+                <w:szCs w:val="20"/>
+              </w:rPr>
+              <w:t>04-课件/习题课/第三轮有机化学习题课</w:t>
+            </w:r>
+          </w:p>
+        </w:tc>
+      </w:tr>
+      <w:tr>
+        <w:tc>
+          <w:tcPr>
+            <w:tcW w:type="dxa" w:w="2076"/>
+            <w:vMerge/>
+          </w:tcPr>
+          <w:p/>
+        </w:tc>
+        <w:tc>
+          <w:tcPr>
+            <w:tcW w:type="dxa" w:w="1750"/>
+            <w:vAlign w:val="center"/>
+          </w:tcPr>
+          <w:p>
+            <w:pPr>
+              <w:spacing w:before="0" w:after="0" w:line="240" w:lineRule="auto"/>
+              <w:jc w:val="center"/>
+            </w:pPr>
+            <w:r>
+              <w:rPr>
+                <w:rFonts w:ascii="Times New Roman" w:hAnsi="Times New Roman" w:cs="Times New Roman" w:eastAsia="宋体"/>
+                <w:sz w:val="20"/>
+                <w:szCs w:val="20"/>
+              </w:rPr>
+              <w:t>习题课</w:t>
+            </w:r>
+          </w:p>
+        </w:tc>
+        <w:tc>
+          <w:tcPr>
+            <w:tcW w:type="dxa" w:w="2550"/>
+            <w:vAlign w:val="center"/>
+          </w:tcPr>
+          <w:p>
+            <w:pPr>
+              <w:spacing w:before="0" w:after="0" w:line="240" w:lineRule="auto"/>
+              <w:jc w:val="center"/>
+            </w:pPr>
+            <w:r>
+              <w:rPr>
+                <w:rFonts w:ascii="Times New Roman" w:hAnsi="Times New Roman" w:cs="Times New Roman" w:eastAsia="宋体"/>
+                <w:sz w:val="20"/>
+                <w:szCs w:val="20"/>
+              </w:rPr>
+              <w:t>机理书写、条件判断与合成路线设计</w:t>
+            </w:r>
+          </w:p>
+          <w:p>
+            <w:pPr>
+              <w:spacing w:before="0" w:after="0" w:line="240" w:lineRule="auto"/>
+              <w:jc w:val="center"/>
+            </w:pPr>
+            <w:r>
+              <w:rPr>
+                <w:rFonts w:ascii="Times New Roman" w:hAnsi="Times New Roman" w:cs="Times New Roman" w:eastAsia="宋体"/>
+                <w:sz w:val="20"/>
+                <w:szCs w:val="20"/>
+              </w:rPr>
+              <w:t>亲核取代与消除</w:t>
+            </w:r>
+          </w:p>
+          <w:p>
+            <w:pPr>
+              <w:spacing w:before="0" w:after="0" w:line="240" w:lineRule="auto"/>
+              <w:jc w:val="center"/>
+            </w:pPr>
+            <w:r>
+              <w:rPr>
+                <w:rFonts w:ascii="Times New Roman" w:hAnsi="Times New Roman" w:cs="Times New Roman" w:eastAsia="宋体"/>
+                <w:sz w:val="20"/>
+                <w:szCs w:val="20"/>
+              </w:rPr>
+              <w:t>羰基、周环、自由基与合成综合题</w:t>
+            </w:r>
+          </w:p>
+        </w:tc>
+        <w:tc>
+          <w:tcPr>
+            <w:tcW w:type="dxa" w:w="2076"/>
+            <w:vMerge/>
+          </w:tcPr>
+          <w:p/>
+        </w:tc>
+      </w:tr>
+      <w:tr>
+        <w:tc>
+          <w:tcPr>
+            <w:tcW w:type="dxa" w:w="1450"/>
+            <w:vMerge w:val="restart"/>
+            <w:vAlign w:val="center"/>
+          </w:tcPr>
+          <w:p>
+            <w:pPr>
+              <w:spacing w:before="0" w:after="0" w:line="240" w:lineRule="auto"/>
+              <w:jc w:val="center"/>
+            </w:pPr>
+            <w:r>
+              <w:rPr>
+                <w:rFonts w:ascii="Times New Roman" w:hAnsi="Times New Roman" w:cs="Times New Roman" w:eastAsia="宋体"/>
+                <w:sz w:val="20"/>
+                <w:szCs w:val="20"/>
+              </w:rPr>
+              <w:t>第三轮结构化学与物理化学深化</w:t>
+            </w:r>
+          </w:p>
+        </w:tc>
+        <w:tc>
+          <w:tcPr>
+            <w:tcW w:type="dxa" w:w="1750"/>
+            <w:vAlign w:val="center"/>
+          </w:tcPr>
+          <w:p>
+            <w:pPr>
+              <w:spacing w:before="0" w:after="0" w:line="240" w:lineRule="auto"/>
+              <w:jc w:val="center"/>
+            </w:pPr>
+            <w:r>
+              <w:rPr>
+                <w:rFonts w:ascii="Times New Roman" w:hAnsi="Times New Roman" w:cs="Times New Roman" w:eastAsia="宋体"/>
+                <w:sz w:val="20"/>
+                <w:szCs w:val="20"/>
+              </w:rPr>
+              <w:t>复习课</w:t>
+            </w:r>
+          </w:p>
+        </w:tc>
+        <w:tc>
+          <w:tcPr>
+            <w:tcW w:type="dxa" w:w="2550"/>
+            <w:vAlign w:val="center"/>
+          </w:tcPr>
+          <w:p>
+            <w:pPr>
+              <w:spacing w:before="0" w:after="0" w:line="240" w:lineRule="auto"/>
+              <w:jc w:val="center"/>
+            </w:pPr>
+            <w:r>
+              <w:rPr>
+                <w:rFonts w:ascii="Times New Roman" w:hAnsi="Times New Roman" w:cs="Times New Roman" w:eastAsia="宋体"/>
+                <w:sz w:val="20"/>
+                <w:szCs w:val="20"/>
+              </w:rPr>
+              <w:t>晶体、配位、动力学与热平衡的“表征+模型”网络</w:t>
+            </w:r>
+          </w:p>
+          <w:p>
+            <w:pPr>
+              <w:spacing w:before="0" w:after="0" w:line="240" w:lineRule="auto"/>
+              <w:jc w:val="center"/>
+            </w:pPr>
+            <w:r>
+              <w:rPr>
+                <w:rFonts w:ascii="Times New Roman" w:hAnsi="Times New Roman" w:cs="Times New Roman" w:eastAsia="宋体"/>
+                <w:sz w:val="20"/>
+                <w:szCs w:val="20"/>
+              </w:rPr>
+              <w:t>XRD 与晶胞</w:t>
+            </w:r>
+          </w:p>
+          <w:p>
+            <w:pPr>
+              <w:spacing w:before="0" w:after="0" w:line="240" w:lineRule="auto"/>
+              <w:jc w:val="center"/>
+            </w:pPr>
+            <w:r>
+              <w:rPr>
+                <w:rFonts w:ascii="Times New Roman" w:hAnsi="Times New Roman" w:cs="Times New Roman" w:eastAsia="宋体"/>
+                <w:sz w:val="20"/>
+                <w:szCs w:val="20"/>
+              </w:rPr>
+              <w:t>场强与高低自旋</w:t>
+            </w:r>
+          </w:p>
+          <w:p>
+            <w:pPr>
+              <w:spacing w:before="0" w:after="0" w:line="240" w:lineRule="auto"/>
+              <w:jc w:val="center"/>
+            </w:pPr>
+            <w:r>
+              <w:rPr>
+                <w:rFonts w:ascii="Times New Roman" w:hAnsi="Times New Roman" w:cs="Times New Roman" w:eastAsia="宋体"/>
+                <w:sz w:val="20"/>
+                <w:szCs w:val="20"/>
+              </w:rPr>
+              <w:t>动力学模型与化学势桥接</w:t>
+            </w:r>
+          </w:p>
+        </w:tc>
+        <w:tc>
+          <w:tcPr>
+            <w:tcW w:type="dxa" w:w="2641"/>
+            <w:vMerge w:val="restart"/>
+            <w:vAlign w:val="center"/>
+          </w:tcPr>
+          <w:p>
+            <w:pPr>
+              <w:spacing w:before="0" w:after="0" w:line="240" w:lineRule="auto"/>
+              <w:jc w:val="center"/>
+            </w:pPr>
+            <w:r>
+              <w:rPr>
+                <w:rFonts w:ascii="Times New Roman" w:hAnsi="Times New Roman" w:cs="Times New Roman" w:eastAsia="宋体"/>
+                <w:sz w:val="20"/>
+                <w:szCs w:val="20"/>
+              </w:rPr>
+              <w:t>六大新课大章节总表 §10.4</w:t>
+            </w:r>
+          </w:p>
+          <w:p>
+            <w:pPr>
+              <w:spacing w:before="0" w:after="0" w:line="240" w:lineRule="auto"/>
+              <w:jc w:val="center"/>
+            </w:pPr>
+            <w:r>
+              <w:rPr>
+                <w:rFonts w:ascii="Times New Roman" w:hAnsi="Times New Roman" w:cs="Times New Roman" w:eastAsia="宋体"/>
+                <w:sz w:val="20"/>
+                <w:szCs w:val="20"/>
+              </w:rPr>
+              <w:t>04-课件/复习课/第三轮结构物化深化复习</w:t>
+            </w:r>
+          </w:p>
+          <w:p>
+            <w:pPr>
+              <w:spacing w:before="0" w:after="0" w:line="240" w:lineRule="auto"/>
+              <w:jc w:val="center"/>
+            </w:pPr>
+            <w:r>
+              <w:rPr>
+                <w:rFonts w:ascii="Times New Roman" w:hAnsi="Times New Roman" w:cs="Times New Roman" w:eastAsia="宋体"/>
+                <w:sz w:val="20"/>
+                <w:szCs w:val="20"/>
+              </w:rPr>
+              <w:t>04-课件/习题课/第三轮结构物化深化习题课</w:t>
+            </w:r>
+          </w:p>
+        </w:tc>
+      </w:tr>
+      <w:tr>
+        <w:tc>
+          <w:tcPr>
+            <w:tcW w:type="dxa" w:w="2076"/>
+            <w:vMerge/>
+          </w:tcPr>
+          <w:p/>
+        </w:tc>
+        <w:tc>
+          <w:tcPr>
+            <w:tcW w:type="dxa" w:w="1750"/>
+            <w:vAlign w:val="center"/>
+          </w:tcPr>
+          <w:p>
+            <w:pPr>
+              <w:spacing w:before="0" w:after="0" w:line="240" w:lineRule="auto"/>
+              <w:jc w:val="center"/>
+            </w:pPr>
+            <w:r>
+              <w:rPr>
+                <w:rFonts w:ascii="Times New Roman" w:hAnsi="Times New Roman" w:cs="Times New Roman" w:eastAsia="宋体"/>
+                <w:sz w:val="20"/>
+                <w:szCs w:val="20"/>
+              </w:rPr>
+              <w:t>习题课</w:t>
+            </w:r>
+          </w:p>
+        </w:tc>
+        <w:tc>
+          <w:tcPr>
+            <w:tcW w:type="dxa" w:w="2550"/>
+            <w:vAlign w:val="center"/>
+          </w:tcPr>
+          <w:p>
+            <w:pPr>
+              <w:spacing w:before="0" w:after="0" w:line="240" w:lineRule="auto"/>
+              <w:jc w:val="center"/>
+            </w:pPr>
+            <w:r>
+              <w:rPr>
+                <w:rFonts w:ascii="Times New Roman" w:hAnsi="Times New Roman" w:cs="Times New Roman" w:eastAsia="宋体"/>
+                <w:sz w:val="20"/>
+                <w:szCs w:val="20"/>
+              </w:rPr>
+              <w:t>复杂结构推断与综合物化计算</w:t>
+            </w:r>
+          </w:p>
+          <w:p>
+            <w:pPr>
+              <w:spacing w:before="0" w:after="0" w:line="240" w:lineRule="auto"/>
+              <w:jc w:val="center"/>
+            </w:pPr>
+            <w:r>
+              <w:rPr>
+                <w:rFonts w:ascii="Times New Roman" w:hAnsi="Times New Roman" w:cs="Times New Roman" w:eastAsia="宋体"/>
+                <w:sz w:val="20"/>
+                <w:szCs w:val="20"/>
+              </w:rPr>
+              <w:t>晶体推断与配位磁性</w:t>
+            </w:r>
+          </w:p>
+          <w:p>
+            <w:pPr>
+              <w:spacing w:before="0" w:after="0" w:line="240" w:lineRule="auto"/>
+              <w:jc w:val="center"/>
+            </w:pPr>
+            <w:r>
+              <w:rPr>
+                <w:rFonts w:ascii="Times New Roman" w:hAnsi="Times New Roman" w:cs="Times New Roman" w:eastAsia="宋体"/>
+                <w:sz w:val="20"/>
+                <w:szCs w:val="20"/>
+              </w:rPr>
+              <w:t>动力学判级与热平衡综合题</w:t>
+            </w:r>
+          </w:p>
+        </w:tc>
+        <w:tc>
+          <w:tcPr>
+            <w:tcW w:type="dxa" w:w="2076"/>
+            <w:vMerge/>
+          </w:tcPr>
+          <w:p/>
+        </w:tc>
+      </w:tr>
+    </w:tbl>
+    <w:p>
+      <w:pPr>
+        <w:spacing w:before="0" w:after="0" w:line="240" w:lineRule="auto"/>
+      </w:pPr>
+      <w:r>
+        <w:rPr>
+          <w:rFonts w:ascii="Times New Roman" w:hAnsi="Times New Roman" w:cs="Times New Roman" w:eastAsia="宋体"/>
+          <w:sz w:val="20"/>
+          <w:szCs w:val="20"/>
+        </w:rPr>
+        <w:t>分层定位</w:t>
+      </w:r>
+    </w:p>
+    <w:tbl>
+      <w:tblPr>
+        <w:tblLook w:firstColumn="1" w:firstRow="1" w:lastColumn="0" w:lastRow="0" w:noHBand="0" w:noVBand="1" w:val="04A0"/>
+        <w:tblW w:w="8391" w:type="dxa"/>
+        <w:jc w:val="center"/>
+        <w:tblLayout w:type="fixed"/>
+        <w:tblBorders>
+          <w:top w:val="single" w:sz="4" w:space="0" w:color="auto"/>
+          <w:left w:val="single" w:sz="4" w:space="0" w:color="auto"/>
+          <w:bottom w:val="single" w:sz="4" w:space="0" w:color="auto"/>
+          <w:right w:val="single" w:sz="4" w:space="0" w:color="auto"/>
+          <w:insideH w:val="single" w:sz="4" w:space="0" w:color="auto"/>
+          <w:insideV w:val="single" w:sz="4" w:space="0" w:color="auto"/>
+        </w:tblBorders>
+      </w:tblPr>
+      <w:tblGrid>
+        <w:gridCol w:w="1450"/>
+        <w:gridCol w:w="1750"/>
+        <w:gridCol w:w="2550"/>
+        <w:gridCol w:w="2641"/>
+      </w:tblGrid>
+      <w:tr>
+        <w:tc>
+          <w:tcPr>
+            <w:tcW w:type="dxa" w:w="1450"/>
+            <w:vAlign w:val="center"/>
+          </w:tcPr>
+          <w:p>
+            <w:pPr>
+              <w:spacing w:before="0" w:after="0" w:line="240" w:lineRule="auto"/>
+              <w:jc w:val="center"/>
+            </w:pPr>
+            <w:r>
+              <w:rPr>
+                <w:rFonts w:ascii="Times New Roman" w:hAnsi="Times New Roman" w:cs="Times New Roman" w:eastAsia="宋体"/>
+                <w:sz w:val="20"/>
+                <w:szCs w:val="20"/>
+              </w:rPr>
+              <w:t>课内习题环节</w:t>
+            </w:r>
+          </w:p>
+        </w:tc>
+        <w:tc>
+          <w:tcPr>
+            <w:tcW w:type="dxa" w:w="1750"/>
+            <w:vAlign w:val="center"/>
+          </w:tcPr>
+          <w:p>
+            <w:pPr>
+              <w:spacing w:before="0" w:after="0" w:line="240" w:lineRule="auto"/>
+              <w:jc w:val="center"/>
+            </w:pPr>
+            <w:r>
+              <w:rPr>
+                <w:rFonts w:ascii="Times New Roman" w:hAnsi="Times New Roman" w:cs="Times New Roman" w:eastAsia="宋体"/>
+                <w:sz w:val="20"/>
+                <w:szCs w:val="20"/>
+              </w:rPr>
+              <w:t>各专题末次课</w:t>
+            </w:r>
+          </w:p>
+        </w:tc>
+        <w:tc>
+          <w:tcPr>
+            <w:tcW w:type="dxa" w:w="2550"/>
+            <w:vAlign w:val="center"/>
+          </w:tcPr>
+          <w:p>
+            <w:pPr>
+              <w:spacing w:before="0" w:after="0" w:line="240" w:lineRule="auto"/>
+              <w:jc w:val="center"/>
+            </w:pPr>
+            <w:r>
+              <w:rPr>
+                <w:rFonts w:ascii="Times New Roman" w:hAnsi="Times New Roman" w:cs="Times New Roman" w:eastAsia="宋体"/>
+                <w:sz w:val="20"/>
+                <w:szCs w:val="20"/>
+              </w:rPr>
+              <w:t>综合与习题合上，不单独占课时</w:t>
+            </w:r>
+          </w:p>
+        </w:tc>
+        <w:tc>
+          <w:tcPr>
+            <w:tcW w:type="dxa" w:w="2641"/>
+            <w:vAlign w:val="center"/>
+          </w:tcPr>
+          <w:p>
+            <w:pPr>
+              <w:spacing w:before="0" w:after="0" w:line="240" w:lineRule="auto"/>
+              <w:jc w:val="center"/>
+            </w:pPr>
+            <w:r>
+              <w:rPr>
+                <w:rFonts w:ascii="Times New Roman" w:hAnsi="Times New Roman" w:cs="Times New Roman" w:eastAsia="宋体"/>
+                <w:sz w:val="20"/>
+                <w:szCs w:val="20"/>
+              </w:rPr>
+              <w:t>教学过程总表-结构化学模块 第16、19、21课</w:t>
+            </w:r>
+          </w:p>
+        </w:tc>
+      </w:tr>
+      <w:tr>
+        <w:tc>
+          <w:tcPr>
+            <w:tcW w:type="dxa" w:w="1450"/>
+            <w:vAlign w:val="center"/>
+          </w:tcPr>
+          <w:p>
+            <w:pPr>
+              <w:spacing w:before="0" w:after="0" w:line="240" w:lineRule="auto"/>
+              <w:jc w:val="center"/>
+            </w:pPr>
+            <w:r>
+              <w:rPr>
+                <w:rFonts w:ascii="Times New Roman" w:hAnsi="Times New Roman" w:cs="Times New Roman" w:eastAsia="宋体"/>
+                <w:sz w:val="20"/>
+                <w:szCs w:val="20"/>
+              </w:rPr>
+              <w:t>章后复习课与习题课</w:t>
+            </w:r>
+          </w:p>
+        </w:tc>
+        <w:tc>
+          <w:tcPr>
+            <w:tcW w:type="dxa" w:w="1750"/>
+            <w:vAlign w:val="center"/>
+          </w:tcPr>
+          <w:p>
+            <w:pPr>
+              <w:spacing w:before="0" w:after="0" w:line="240" w:lineRule="auto"/>
+              <w:jc w:val="center"/>
+            </w:pPr>
+            <w:r>
+              <w:rPr>
+                <w:rFonts w:ascii="Times New Roman" w:hAnsi="Times New Roman" w:cs="Times New Roman" w:eastAsia="宋体"/>
+                <w:sz w:val="20"/>
+                <w:szCs w:val="20"/>
+              </w:rPr>
+              <w:t>每个教学大章结束</w:t>
+            </w:r>
+          </w:p>
+        </w:tc>
+        <w:tc>
+          <w:tcPr>
+            <w:tcW w:type="dxa" w:w="2550"/>
+            <w:vAlign w:val="center"/>
+          </w:tcPr>
+          <w:p>
+            <w:pPr>
+              <w:spacing w:before="0" w:after="0" w:line="240" w:lineRule="auto"/>
+              <w:jc w:val="center"/>
+            </w:pPr>
+            <w:r>
+              <w:rPr>
+                <w:rFonts w:ascii="Times New Roman" w:hAnsi="Times New Roman" w:cs="Times New Roman" w:eastAsia="宋体"/>
+                <w:sz w:val="20"/>
+                <w:szCs w:val="20"/>
+              </w:rPr>
+              <w:t>复习课 1 节＋习题课 1 节</w:t>
+            </w:r>
+          </w:p>
+          <w:p>
+            <w:pPr>
+              <w:spacing w:before="0" w:after="0" w:line="240" w:lineRule="auto"/>
+              <w:jc w:val="center"/>
+            </w:pPr>
+            <w:r>
+              <w:rPr>
+                <w:rFonts w:ascii="Times New Roman" w:hAnsi="Times New Roman" w:cs="Times New Roman" w:eastAsia="宋体"/>
+                <w:sz w:val="20"/>
+                <w:szCs w:val="20"/>
+              </w:rPr>
+              <w:t>每节 2 课时（90 min）</w:t>
+            </w:r>
+          </w:p>
+          <w:p>
+            <w:pPr>
+              <w:spacing w:before="0" w:after="0" w:line="240" w:lineRule="auto"/>
+              <w:jc w:val="center"/>
+            </w:pPr>
+            <w:r>
+              <w:rPr>
+                <w:rFonts w:ascii="Times New Roman" w:hAnsi="Times New Roman" w:cs="Times New Roman" w:eastAsia="宋体"/>
+                <w:sz w:val="20"/>
+                <w:szCs w:val="20"/>
+              </w:rPr>
+              <w:t>6 大章合计 12 节</w:t>
+            </w:r>
+          </w:p>
+        </w:tc>
+        <w:tc>
+          <w:tcPr>
+            <w:tcW w:type="dxa" w:w="2641"/>
+            <w:vAlign w:val="center"/>
+          </w:tcPr>
+          <w:p>
+            <w:pPr>
+              <w:spacing w:before="0" w:after="0" w:line="240" w:lineRule="auto"/>
+              <w:jc w:val="center"/>
+            </w:pPr>
+            <w:r>
+              <w:rPr>
+                <w:rFonts w:ascii="Times New Roman" w:hAnsi="Times New Roman" w:cs="Times New Roman" w:eastAsia="宋体"/>
+                <w:sz w:val="20"/>
+                <w:szCs w:val="20"/>
+              </w:rPr>
+              <w:t>六大新课大章节总表 §11</w:t>
+            </w:r>
+          </w:p>
+        </w:tc>
+      </w:tr>
+      <w:tr>
+        <w:tc>
+          <w:tcPr>
+            <w:tcW w:type="dxa" w:w="1450"/>
+            <w:vAlign w:val="center"/>
+          </w:tcPr>
+          <w:p>
+            <w:pPr>
+              <w:spacing w:before="0" w:after="0" w:line="240" w:lineRule="auto"/>
+              <w:jc w:val="center"/>
+            </w:pPr>
+            <w:r>
+              <w:rPr>
+                <w:rFonts w:ascii="Times New Roman" w:hAnsi="Times New Roman" w:cs="Times New Roman" w:eastAsia="宋体"/>
+                <w:sz w:val="20"/>
+                <w:szCs w:val="20"/>
+              </w:rPr>
+              <w:t>阶段测验与结业测</w:t>
+            </w:r>
+          </w:p>
+        </w:tc>
+        <w:tc>
+          <w:tcPr>
+            <w:tcW w:type="dxa" w:w="1750"/>
+            <w:vAlign w:val="center"/>
+          </w:tcPr>
+          <w:p>
+            <w:pPr>
+              <w:spacing w:before="0" w:after="0" w:line="240" w:lineRule="auto"/>
+              <w:jc w:val="center"/>
+            </w:pPr>
+            <w:r>
+              <w:rPr>
+                <w:rFonts w:ascii="Times New Roman" w:hAnsi="Times New Roman" w:cs="Times New Roman" w:eastAsia="宋体"/>
+                <w:sz w:val="20"/>
+                <w:szCs w:val="20"/>
+              </w:rPr>
+              <w:t>每轮中段与末段</w:t>
+            </w:r>
+          </w:p>
+        </w:tc>
+        <w:tc>
+          <w:tcPr>
+            <w:tcW w:type="dxa" w:w="2550"/>
+            <w:vAlign w:val="center"/>
+          </w:tcPr>
+          <w:p>
+            <w:pPr>
+              <w:spacing w:before="0" w:after="0" w:line="240" w:lineRule="auto"/>
+              <w:jc w:val="center"/>
+            </w:pPr>
+            <w:r>
+              <w:rPr>
+                <w:rFonts w:ascii="Times New Roman" w:hAnsi="Times New Roman" w:cs="Times New Roman" w:eastAsia="宋体"/>
+                <w:sz w:val="20"/>
+                <w:szCs w:val="20"/>
+              </w:rPr>
+              <w:t>阶段性测验、第一轮结业测、复习周</w:t>
+            </w:r>
+          </w:p>
+        </w:tc>
+        <w:tc>
+          <w:tcPr>
+            <w:tcW w:type="dxa" w:w="2641"/>
+            <w:vAlign w:val="center"/>
+          </w:tcPr>
+          <w:p>
+            <w:pPr>
+              <w:spacing w:before="0" w:after="0" w:line="240" w:lineRule="auto"/>
+              <w:jc w:val="center"/>
+            </w:pPr>
+            <w:r>
+              <w:rPr>
+                <w:rFonts w:ascii="Times New Roman" w:hAnsi="Times New Roman" w:cs="Times New Roman" w:eastAsia="宋体"/>
+                <w:sz w:val="20"/>
+                <w:szCs w:val="20"/>
+              </w:rPr>
+              <w:t>第一轮总体备课框架 §四</w:t>
+            </w:r>
+          </w:p>
+        </w:tc>
+      </w:tr>
+      <w:tr>
+        <w:tc>
+          <w:tcPr>
+            <w:tcW w:type="dxa" w:w="1450"/>
+            <w:vAlign w:val="center"/>
+          </w:tcPr>
+          <w:p>
+            <w:pPr>
+              <w:spacing w:before="0" w:after="0" w:line="240" w:lineRule="auto"/>
+              <w:jc w:val="center"/>
+            </w:pPr>
+            <w:r>
+              <w:rPr>
+                <w:rFonts w:ascii="Times New Roman" w:hAnsi="Times New Roman" w:cs="Times New Roman" w:eastAsia="宋体"/>
+                <w:sz w:val="20"/>
+                <w:szCs w:val="20"/>
+              </w:rPr>
+              <w:t>真题模拟与收束</w:t>
+            </w:r>
+          </w:p>
+        </w:tc>
+        <w:tc>
+          <w:tcPr>
+            <w:tcW w:type="dxa" w:w="1750"/>
+            <w:vAlign w:val="center"/>
+          </w:tcPr>
+          <w:p>
+            <w:pPr>
+              <w:spacing w:before="0" w:after="0" w:line="240" w:lineRule="auto"/>
+              <w:jc w:val="center"/>
+            </w:pPr>
+            <w:r>
+              <w:rPr>
+                <w:rFonts w:ascii="Times New Roman" w:hAnsi="Times New Roman" w:cs="Times New Roman" w:eastAsia="宋体"/>
+                <w:sz w:val="20"/>
+                <w:szCs w:val="20"/>
+              </w:rPr>
+              <w:t>第四轮</w:t>
+            </w:r>
+          </w:p>
+        </w:tc>
+        <w:tc>
+          <w:tcPr>
+            <w:tcW w:type="dxa" w:w="2550"/>
+            <w:vAlign w:val="center"/>
+          </w:tcPr>
+          <w:p>
+            <w:pPr>
+              <w:spacing w:before="0" w:after="0" w:line="240" w:lineRule="auto"/>
+              <w:jc w:val="center"/>
+            </w:pPr>
+            <w:r>
+              <w:rPr>
+                <w:rFonts w:ascii="Times New Roman" w:hAnsi="Times New Roman" w:cs="Times New Roman" w:eastAsia="宋体"/>
+                <w:sz w:val="20"/>
+                <w:szCs w:val="20"/>
+              </w:rPr>
+              <w:t>限时模拟、命题拆解与时间分配</w:t>
+            </w:r>
+          </w:p>
+        </w:tc>
+        <w:tc>
+          <w:tcPr>
+            <w:tcW w:type="dxa" w:w="2641"/>
+            <w:vAlign w:val="center"/>
+          </w:tcPr>
+          <w:p>
+            <w:pPr>
+              <w:spacing w:before="0" w:after="0" w:line="240" w:lineRule="auto"/>
+              <w:jc w:val="center"/>
+            </w:pPr>
+            <w:r>
+              <w:rPr>
+                <w:rFonts w:ascii="Times New Roman" w:hAnsi="Times New Roman" w:cs="Times New Roman" w:eastAsia="宋体"/>
+                <w:sz w:val="20"/>
+                <w:szCs w:val="20"/>
+              </w:rPr>
+              <w:t>第四轮总体备课框架 4-8</w:t>
+            </w:r>
+          </w:p>
         </w:tc>
       </w:tr>
     </w:tbl>
